--- a/manuscript/Manuscript_CAEE.docx
+++ b/manuscript/Manuscript_CAEE.docx
@@ -4257,7 +4257,7 @@
         <w:t xml:space="preserve"> </w:t>
       </w:r>
       <w:r>
-        <w:t xml:space="preserve">application are available at https://github.com/xiaolin200206/unified-agtech-engine. Every table and figure in this article and its supplementary</w:t>
+        <w:t xml:space="preserve">application are available at https://github.com/xiaolin200206/edge-container-deployment-measurement. Every table and figure in this article and its supplementary</w:t>
       </w:r>
       <w:r>
         <w:t xml:space="preserve"> </w:t>

--- a/manuscript/Manuscript_CAEE.docx
+++ b/manuscript/Manuscript_CAEE.docx
@@ -28,7 +28,7 @@
         <w:pStyle w:val="BodyText"/>
       </w:pPr>
       <w:r>
-        <w:t xml:space="preserve">Container runtimes are increasingly used to package and maintain device software on single-board computers at the edge of the cloud-to-thing continuum, and the resulting overhead is usually assumed rather than measured. This paper reports a measured case study of a continuously operating vision inference node — a duty-cycled MobileNetV2 classifier exported to ONNX Runtime, instantiated as a crop-monitoring node in a commercial greenhouse — and characterises what its deployment actually costs. Four interleaved three-hour profiling runs, two executing natively on the host and two inside a Docker container, were instrumented per frame for inference latency, processor and memory utilisation and SoC temperature, and once per second for node input power read over I2C at the supply connector. Relative to native execution, the containerised configuration exhibited 45.6 % higher mean inference latency, 9.24 percentage points lower processor utilisation, a 3.71 °C lower mean cyclic peak temperature and 0.469 W lower node input power. Three findings qualify this result and constitute the contribution. First, the apparent power advantage does not survive normalisation: the containerised configuration also completed 6.6 % fewer inferences per unit of active time, and energy per inference was 2.3 % higher than native execution, so the measured power reduction reflects reduced work rather than improved efficiency. Second, the mean latency difference is not a tail difference — 95th-percentile latency was 34.0 ms containerised against 34.7 ms native — which matters because the end-to-end alert path of this class of node is dominated by temporal debouncing rather than by single-frame inference. Third, and most consequentially for the literature this measurement belongs to, the two conditions differed not only in execution mode but also in interpreter, inference-runtime and base-image versions. Package metadata determines that the container could only have resolved ONNX Runtime 1.19.2 against the host’s 1.29.0 — eighteen intervening releases and some 23 months of ARM64 optimisation apart — so the measured difference cannot be attributed to containerisation alone. We report it as bounded, and specify the three-condition design that would decompose it. Two further deployment characteristics are reported: the benefit of augmenting locally collected training data with cross-domain proxy imagery did not generalise across eleven lightweight architectures, with nine of eleven differing by four validation images or fewer; and in a 3 h 33 min continuous session the node produced zero spurious non-Background predictions across 311,683 consecutive frames of a quiescent scene, while all four intrusions by novel non-plant objects were routed to the Disease class — none to Healthy, and none to Background, the class a reader might expect to absorb novelty but whose construction from distant outdoor scenes makes it geometrically unavailable to a close-range object. All telemetry, analysis code and environment manifests are released.</w:t>
+        <w:t xml:space="preserve">Container runtimes increasingly package device software on single-board computers at the edge, and the resulting overhead is usually assumed rather than measured. We report an instrumented case study of a duty-cycled MobileNetV2 vision node in a commercial greenhouse. Four interleaved three-hour runs, two native and two containerised, were logged per frame for latency, utilisation and SoC temperature, and per second for node input power. The containerised configuration showed 45.6 % higher mean inference latency, 9.24 percentage points lower processor utilisation, 3.71 °C lower cyclic peak temperature and 0.469 W lower input power. Three qualifications carry the contribution. The power advantage does not survive normalisation: 6.6 % fewer inferences were completed, and energy per inference was not detectably better. The latency difference costs 41.5 ms across a five-frame confirmation window, against an end-to-end alert path under 2.5 s. And the conditions differed in interpreter, runtime and base-image version as well as execution mode, package metadata fixing the container at ONNX Runtime 1.19.2 against the host’s 1.29.0, so the result is reported as bounded, with the three-condition design that would decompose it. A field session reaching 77.7 °C indicates that the bench regime understates deployed thermal load. Telemetry and code are released.</w:t>
       </w:r>
     </w:p>
     <w:p>
@@ -70,15 +70,15 @@
         <w:pStyle w:val="FirstParagraph"/>
       </w:pPr>
       <w:r>
-        <w:t xml:space="preserve">A continuously operating vision inference node — a camera, a single-board computer, a model and an alerting path — is now a standard building block of Internet-of-Things deployments (Ray, 2017; O’Grady et al., 2019) in settings where connectivity is intermittent and the value of an observation decays within hours. Whether such a node works in the field is determined less by the accuracy of its classifier than by three properties of the deployment stack around it: whether it remains thermally stable under sustained inference, what it costs to isolate and maintain its device software on constrained hardware, and how far its behaviour under laboratory evaluation predicts its behaviour in situ.</w:t>
-      </w:r>
-    </w:p>
-    <w:p>
-      <w:pPr>
-        <w:pStyle w:val="BodyText"/>
-      </w:pPr>
-      <w:r>
-        <w:t xml:space="preserve">The second of these has become a practical concern as container runtimes migrate from the cloud end of the cloud-to-thing continuum onto the devices themselves, where the resource envelope that makes containerisation cheap no longer holds. Practitioners adopt containers on single-board computers (Merkel, 2014; Mahmud and Toosi, 2021) for reasons that have nothing to do with performance — reproducible dependency resolution, atomic over-the-air update, rollback — and accept an unquantified performance penalty in exchange. The literature that would quantify that penalty is thin for this class of device, and the figures that do circulate are rarely accompanied by enough environment detail to be portable between studies.</w:t>
+        <w:t xml:space="preserve">A continuously operating vision inference node (a camera, a single-board computer, a model and an alerting path) is now a standard building block of Internet-of-Things deployments (Ray, 2017; O’Grady et al., 2019) in settings where connectivity is intermittent and the value of an observation decays within hours. Whether such a node works in the field is determined less by the accuracy of its classifier than by three properties of the deployment stack around it: whether it remains thermally stable under sustained inference, what it costs to isolate and maintain its device software on constrained hardware, and how far its behaviour under laboratory evaluation predicts its behaviour in situ.</w:t>
+      </w:r>
+    </w:p>
+    <w:p>
+      <w:pPr>
+        <w:pStyle w:val="BodyText"/>
+      </w:pPr>
+      <w:r>
+        <w:t xml:space="preserve">The second of these has become a practical concern as container runtimes migrate from the cloud end of the cloud-to-thing continuum onto the devices themselves, where the resource envelope that makes containerisation cheap no longer holds. Practitioners adopt containers on single-board computers (Merkel, 2014; Mahmud and Toosi, 2021) for reasons that have nothing to do with performance: reproducible dependency resolution, atomic over-the-air update, rollback. They accept an unquantified performance penalty in exchange. The literature that would quantify that penalty is thin for this class of device, and the figures that do circulate are rarely accompanied by enough environment detail to be portable between studies.</w:t>
       </w:r>
     </w:p>
     <w:p>
@@ -96,7 +96,7 @@
         <w:t xml:space="preserve">Ocimum basilicum</w:t>
       </w:r>
       <w:r>
-        <w:t xml:space="preserve">). Greenhouse cultivation of high-value herbaceous crops is a setting in which foliar disease can decimate a yield within days if undetected (Ferentinos, 2018; Mohanty et al., 2016), and in which convolutional classifiers reach high accuracy on curated datasets while transferring poorly to the field (Barbedo, 2018; Kamilaris and Prenafeta-Boldú, 2018; Picon et al., 2019). The application setting is nonetheless incidental to the measurement: it was chosen because it exercises the failure modes of interest — a passively cooled enclosure at elevated ambient temperature, intermittent connectivity, and an open visual world that the training set does not span — and the results are stated in terms transferable to other single-board vision workloads.</w:t>
+        <w:t xml:space="preserve">). Greenhouse cultivation of high-value herbaceous crops is a setting in which foliar disease can decimate a yield within days if undetected (Ferentinos, 2018; Mohanty et al., 2016), and in which convolutional classifiers reach high accuracy on curated datasets while transferring poorly to the field (Barbedo, 2018; Kamilaris and Prenafeta-Boldú, 2018; Picon et al., 2019). The application setting is nonetheless incidental to the measurement: it was chosen because it exercises the failure modes of interest, namely a passively cooled enclosure at elevated ambient temperature, intermittent connectivity, and an open visual world that the training set does not span. The results are stated in terms transferable to other single-board vision workloads.</w:t>
       </w:r>
     </w:p>
     <w:p>
@@ -183,7 +183,7 @@
         <w:t xml:space="preserve"> </w:t>
       </w:r>
       <w:r>
-        <w:t xml:space="preserve">In the configuration measured here — and, we suspect, in a substantial fraction of published container-overhead comparisons on constrained devices — the container image carried a different interpreter and inference-runtime version from the host. Execution mode, runtime version and base image co-vary, and the measured difference is not attributable to any one of them. Section 4.3 states this as a bounded result, quantifies what the comparison does and does not support, and specifies the three-condition design required to decompose it.</w:t>
+        <w:t xml:space="preserve">In the configuration measured here the container image carried a different interpreter and inference-runtime version from the host, through a build practice common enough that we would expect the same confound wherever a container-overhead comparison does not report both sides’ versions. Execution mode, runtime version and base image co-vary, and the measured difference is not attributable to any one of them. Section 4.3 states this as a bounded result, quantifies what the comparison does and does not support, and specifies the three-condition design required to decompose it.</w:t>
       </w:r>
     </w:p>
     <w:p>
@@ -239,15 +239,15 @@
         <w:pStyle w:val="FirstParagraph"/>
       </w:pPr>
       <w:r>
-        <w:t xml:space="preserve">Localising inference on the sensing device reduces latency, removes a dependence on uplink bandwidth and keeps imagery on-premises. Localising inference reduces latency, removes a dependence on uplink bandwidth and keeps imagery on-premises (Chen and Ran, 2019; Zamora-Izquierdo et al., 2019; Li et al., 2018). Lightweight architectures designed for this envelope — MobileNet and its successors (Howard et al., 2017; Sandler et al., 2018), SqueezeNet (Iandola et al., 2016), EfficientNet (Tan and Le, 2019) and the ShuffleNet family — are routinely deployed on accelerator-equipped edge boards, but procurement cost and power draw limit those boards in multi-node installations. CPU-only single-board computers remain the cost-effective substrate for dense deployments (Upton and Halfacree, 2014), and the current Raspberry Pi generation is capable enough that the binding constraint is thermal and software-operational rather than arithmetic.</w:t>
-      </w:r>
-    </w:p>
-    <w:p>
-      <w:pPr>
-        <w:pStyle w:val="BodyText"/>
-      </w:pPr>
-      <w:r>
-        <w:t xml:space="preserve">Surveys of edge-enabled agriculture (Sapna et al., 2026) and of edge AI more generally (Singh and Gill, 2023) converge on a common observation: sustained on-device operation, rather than model accuracy, is the dominant unresolved constraint, and deployment-stage characteristics — thermal behaviour, memory pressure, energy budget and update mechanics — are reported far less consistently than classification metrics. Work at the microcontroller end of the spectrum reports practical deployment trade-offs for TinyML platforms (Gookyi et al., 2024), and studies of resource-limited agricultural settings document the connectivity constraints such deployments face (Nawaz and Babar, 2025). Closest to the thermal component of the present work, Benoit-Cattin et al. (2020) characterise the effect of thermal throttling on long-term visual inference on a CPU-based edge device; we extend that line to the current hardware generation and add the containerisation and power dimensions. Quantifying those characteristics for a current-generation single-board computer, under a workload representative of actual operation, is the gap this study addresses.</w:t>
+        <w:t xml:space="preserve">Localising inference on the sensing device reduces latency, removes a dependence on uplink bandwidth and keeps imagery on-premises (Chen and Ran, 2019; Zamora-Izquierdo et al., 2019; Li et al., 2018). Lightweight architectures designed for this envelope are routinely deployed on accelerator-equipped edge boards: MobileNet and its successors (Howard et al., 2017; Sandler et al., 2018), SqueezeNet (Iandola et al., 2016), EfficientNet (Tan and Le, 2019) and the ShuffleNet family. Procurement cost and power draw nonetheless limit those boards in multi-node installations. CPU-only single-board computers remain the cost-effective substrate for dense deployments (Upton and Halfacree, 2014), and the current Raspberry Pi generation is capable enough that the binding constraint is thermal and software-operational rather than arithmetic.</w:t>
+      </w:r>
+    </w:p>
+    <w:p>
+      <w:pPr>
+        <w:pStyle w:val="BodyText"/>
+      </w:pPr>
+      <w:r>
+        <w:t xml:space="preserve">Surveys of edge-enabled agriculture (Sapna et al., 2026) and of edge AI more generally (Singh and Gill, 2023) converge on a common observation: sustained on-device operation, rather than model accuracy, is the dominant unresolved constraint, and deployment-stage characteristics such as thermal behaviour, memory pressure, energy budget and update mechanics are reported far less consistently than classification metrics. Work at the microcontroller end of the spectrum reports practical deployment trade-offs for TinyML platforms (Gookyi et al., 2024), and studies of resource-limited agricultural settings document the connectivity constraints such deployments face (Nawaz and Babar, 2025). Closest to the thermal component of the present work, Benoit-Cattin et al. (2020) characterise the effect of thermal throttling on long-term visual inference on a CPU-based edge device; we extend that line to the current hardware generation and add the containerisation and power dimensions. Quantifying those characteristics for a current-generation single-board computer, under a workload representative of actual operation, is the gap this study addresses.</w:t>
       </w:r>
     </w:p>
     <w:bookmarkEnd w:id="21"/>
@@ -265,7 +265,7 @@
         <w:pStyle w:val="FirstParagraph"/>
       </w:pPr>
       <w:r>
-        <w:t xml:space="preserve">Containers are the industry standard for cloud software delivery (Merkel, 2014; Pahl et al., 2019), and the same engineering arguments — environmental isolation, reproducible builds, continuous deployment — apply with greater force at the edge, where physical access to a device is expensive. Virtualisation layers were long considered too resource-intensive for constrained IoT hardware, and most edge deployments consequently run natively. Early comparisons of hypervisors against lightweight virtualisation established the broad ordering (Morabito et al., 2015), and work on minimal base images and container deployment on Raspberry Pi hardware narrowed the gap considerably (Bellavista and Zanni, 2017; Mahmud and Toosi, 2021). Comparative analyses of container engines now report startup time, memory footprint, image size and computational overhead across engines including those designed for embedded targets (Baresi et al., 2024), the energy cost of running workloads inside rather than outside a container has been measured directly (Santos et al., 2018), and the comparison has recently been extended to microVMs on edge devices (Lee et al., 2026).</w:t>
+        <w:t xml:space="preserve">Containers are the industry standard for cloud software delivery (Merkel, 2014; Pahl et al., 2019), and the same engineering arguments of environmental isolation, reproducible builds and continuous deployment apply with greater force at the edge, where physical access to a device is expensive. Virtualisation layers were long considered too resource-intensive for constrained IoT hardware, and most edge deployments consequently run natively. Early comparisons of hypervisors against lightweight virtualisation established the broad ordering (Morabito et al., 2015), and work on minimal base images and container deployment on Raspberry Pi hardware narrowed the gap considerably (Bellavista and Zanni, 2017; Mahmud and Toosi, 2021). Comparative analyses of container engines now report startup time, memory footprint, image size and computational overhead across engines including those designed for embedded targets (Baresi et al., 2024), the energy cost of running workloads inside a container against outside one has been measured directly (Santos et al., 2018), and the comparison has recently been extended to microVMs on edge devices (Lee et al., 2026).</w:t>
       </w:r>
     </w:p>
     <w:p>
@@ -291,7 +291,7 @@
         <w:pStyle w:val="FirstParagraph"/>
       </w:pPr>
       <w:r>
-        <w:t xml:space="preserve">Performance figures obtained from a managed language runtime depend on the version of that runtime. For ARM64 inference in particular, successive releases of ONNX Runtime (ONNX Runtime developers, 2021) have introduced substantial kernel-level optimisation, so a comparison that does not hold the runtime version fixed measures the runtime as much as it measures anything else. Recent work on benchmark methodology for embedded AI makes the same point from the metrological side, arguing that energy benchmarks for edge devices require the measurement protocol itself to be specified before the numbers are comparable (Apicella et al., 2026). The same applies to the C library version supplied by the base image and to the numerical libraries beneath the inference engine. Practices developed in empirical software engineering — pinned dependency manifests, per-run environment capture, archival deposit of both data and code — address this directly, and Section 3.9 describes the manifest scheme adopted here in response to the limitation identified in this work.</w:t>
+        <w:t xml:space="preserve">Performance figures obtained from a managed language runtime depend on the version of that runtime. For ARM64 inference in particular, successive releases of ONNX Runtime (ONNX Runtime developers, 2021) have introduced substantial kernel-level optimisation, so a comparison that does not hold the runtime version fixed measures the runtime as much as it measures anything else. Recent work on benchmark methodology for embedded AI makes the same point from the metrological side, arguing that energy benchmarks for edge devices require the measurement protocol itself to be specified before the numbers are comparable (Apicella et al., 2026). The same applies to the C library version supplied by the base image and to the numerical libraries beneath the inference engine. Practices developed in empirical software engineering address this directly: pinned dependency manifests, per-run environment capture, archival deposit of both data and code, and Section 3.9 describes the manifest scheme adopted here in response to the limitation identified in this work.</w:t>
       </w:r>
     </w:p>
     <w:bookmarkEnd w:id="23"/>
@@ -337,7 +337,7 @@
         <w:pStyle w:val="FirstParagraph"/>
       </w:pPr>
       <w:r>
-        <w:t xml:space="preserve">The edge node was built on a Raspberry Pi 5 (8 GB variant) with passive cooling. The deployment site is an enclosed commercial greenhouse in Cyberjaya, Selangor, Malaysia, cultivating basil hydroponically. The location has a tropical rainforest climate (Köppen Af) with an annual mean temperature of 26.0 °C, monthly mean maxima approaching 30 °C, and a year-round mean relative humidity of 84 % — conditions materially warmer and more humid than the climate-controlled laboratory bench on which the profiling runs of Section 4.1 were performed, which bears on the interpretation of the thermal result (Section 5.1).</w:t>
+        <w:t xml:space="preserve">The edge node was built on a Raspberry Pi 5 (8 GB variant) with passive cooling. The deployment site is an enclosed commercial greenhouse in Cyberjaya, Selangor, Malaysia, cultivating basil hydroponically. The location has a tropical rainforest climate (Köppen Af) with an annual mean temperature of 26.0 °C, monthly mean maxima approaching 30 °C, and a year-round mean relative humidity of 84 %, conditions materially warmer and more humid than the climate-controlled laboratory bench on which the profiling runs of Section 4.1 were performed, which bears on the interpretation of the thermal result (Section 5.1).</w:t>
       </w:r>
     </w:p>
     <w:p>
@@ -384,7 +384,7 @@
         <w:t xml:space="preserve"> </w:t>
       </w:r>
       <w:r>
-        <w:t xml:space="preserve">Raspberry Pi Camera Module 3 through the libcamera stack, mounted inside the greenhouse, positioned to observe a section of the basil canopy, and housed in an enclosure that protects the electronics while exposing the lens and permitting convective dissipation. The classifier is therefore trained on hand-held close-range imagery and deployed against a fixed viewpoint; this mismatch is one component of the gap between held-out and in-situ behaviour discussed in Section 4.8.</w:t>
+        <w:t xml:space="preserve">Raspberry Pi Camera Module 3 through the libcamera stack, mounted inside the greenhouse, positioned to observe a section of the basil canopy, and housed in an enclosure that protects the electronics while exposing the lens and permitting convective dissipation. The classifier is thus trained on hand-held close-range imagery and deployed against a fixed viewpoint; this mismatch is one component of the gap between held-out and in-situ behaviour discussed in Section 4.8.</w:t>
       </w:r>
     </w:p>
     <w:p>
@@ -457,7 +457,7 @@
         <w:pStyle w:val="BodyText"/>
       </w:pPr>
       <w:r>
-        <w:t xml:space="preserve">The classifier distinguishes three classes — Background, Healthy and Disease. Dataset composition and the training-data comparison protocol are given in Section 3.8.</w:t>
+        <w:t xml:space="preserve">The classifier distinguishes three classes: Background, Healthy and Disease. Dataset composition and the training-data comparison protocol are given in Section 3.8.</w:t>
       </w:r>
     </w:p>
     <w:bookmarkEnd w:id="27"/>
@@ -546,7 +546,7 @@
         <w:pStyle w:val="BodyText"/>
       </w:pPr>
       <w:r>
-        <w:t xml:space="preserve">The resolved version was not recorded at the time, and the SD cards have since been reimaged, so it cannot be read back from the original image. It is nonetheless determined by package metadata rather than estimated. ONNX Runtime publishes its last</w:t>
+        <w:t xml:space="preserve">The resolved version was not recorded at the time, and the SD cards have since been reimaged, so it cannot be read back from the original image. It is nonetheless determined by package metadata, not estimated. ONNX Runtime publishes its last</w:t>
       </w:r>
       <w:r>
         <w:t xml:space="preserve"> </w:t>
@@ -1114,7 +1114,7 @@
         <w:pStyle w:val="FirstParagraph"/>
       </w:pPr>
       <w:r>
-        <w:t xml:space="preserve">Per-frame telemetry — inference latency, processor utilisation, memory utilisation, SoC temperature, throttling status, predicted class and confidence — was written to disk for every frame during active periods, together with per-cycle event markers at each active-to-sleep and sleep-to-active transition. Supply telemetry (bus voltage, bus power, battery voltage, battery current, battery state of charge) was sampled once per second from the UPS module over I2C.</w:t>
+        <w:t xml:space="preserve">Per-frame telemetry (inference latency, processor utilisation, memory utilisation, SoC temperature, throttling status, predicted class and confidence) was written to disk for every frame during active periods, together with per-cycle event markers at each active-to-sleep and sleep-to-active transition. Supply telemetry (bus voltage, bus power, battery voltage, battery current, battery state of charge) was sampled once per second from the UPS module over I2C.</w:t>
       </w:r>
     </w:p>
     <w:p>
@@ -1140,7 +1140,7 @@
         <w:t xml:space="preserve"> </w:t>
       </w:r>
       <w:r>
-        <w:t xml:space="preserve">(Fig. 1a). The supply module reports telemetry over I2C from a single microcontroller that aggregates two distinct measurement devices. The registers logged here as bus voltage, current and power originate from the module’s bidirectional USB Power Delivery buck–boost controller and correspond to the</w:t>
+        <w:t xml:space="preserve">(Fig. 1a). The supply module reports telemetry over I2C from a single microcontroller that aggregates two distinct measurement devices. The registers logged here as bus voltage and bus power originate from the module’s bidirectional USB Power Delivery buck–boost controller and correspond to the</w:t>
       </w:r>
       <w:r>
         <w:t xml:space="preserve"> </w:t>
@@ -1153,10 +1153,7 @@
         <w:t xml:space="preserve">Type-C connector</w:t>
       </w:r>
       <w:r>
-        <w:t xml:space="preserve"> </w:t>
-      </w:r>
-      <w:r>
-        <w:t xml:space="preserve">— that is, to the total DC power drawn from the mains adapter by the Raspberry Pi and the supply module together. The registers logged as battery voltage, current and state of charge originate from a separate four-series lithium-ion fuel gauge and describe the battery pack.</w:t>
+        <w:t xml:space="preserve">: that is, to the total DC power drawn from the mains adapter by the Raspberry Pi and the supply module together. The module exposes no bus-current register, so current on that side of the converter is not logged. The registers logged as battery voltage, current and state of charge originate from a separate four-series lithium-ion fuel gauge and describe the battery pack.</w:t>
       </w:r>
       <w:r>
         <w:t xml:space="preserve"> </w:t>
@@ -1198,7 +1195,7 @@
         <w:t xml:space="preserve">node input power</w:t>
       </w:r>
       <w:r>
-        <w:t xml:space="preserve">: the Raspberry Pi’s own consumption together with the losses of two cascaded conversion stages and the supply module’s housekeeping current. Assuming 80–90 % end-to-end conversion efficiency, the mean native figure of 10.20 W corresponds to roughly 8–9 W at the board’s 5 V rail; that efficiency is assumed rather than measured, as the manufacturer publishes no efficiency curve. Two consequences follow for interpretation. A workload-independent offset — conversion loss and housekeeping — is common to both conditions, so the</w:t>
+        <w:t xml:space="preserve">: the Raspberry Pi’s own consumption together with the losses of two cascaded conversion stages and the supply module’s housekeeping current. Assuming 80–90 % end-to-end conversion efficiency, the mean native figure of 10.20 W corresponds to roughly 8–9 W at the board’s 5 V rail; that efficiency is assumed, not measured, the manufacturer publishing no efficiency curve. Two consequences follow for interpretation. A workload-independent offset from conversion loss and housekeeping is common to both conditions, so the</w:t>
       </w:r>
       <w:r>
         <w:t xml:space="preserve"> </w:t>
@@ -1240,7 +1237,7 @@
         <w:t xml:space="preserve"> </w:t>
       </w:r>
       <w:r>
-        <w:t xml:space="preserve">Because the module’s charging input was connected for the duration of every run, battery charging current could in principle have contaminated the bus-power measurement. Per-run telemetry excludes this. Across all four runs the battery state of charge moved only from 93 % to 94 % and no charge cycle occurred; battery current had a mean of −1.5 mA across a range of −15 to +20 mA, corresponding to a mean contribution of 0.025 W and a worst-case instantaneous 0.34 W at the measured pack voltage. Battery current showed no meaningful correlation with bus power (r between −0.04 and −0.09 across runs). The pack was full and floating, and the converter carried essentially the entire load from the adapter; the charging input therefore acted as a constant-voltage supply rather than as a variable load, and its contribution is common to both conditions.</w:t>
+        <w:t xml:space="preserve">Because the module’s charging input was connected for the duration of every run, battery charging current could in principle have contaminated the bus-power measurement. Per-run telemetry excludes this. Across all four runs the battery state of charge moved only from 93 % to 94 % and no charge cycle occurred; battery current had a mean of −1.5 mA across a range of −15 to +20 mA, corresponding to a mean contribution of 0.025 W and a worst-case instantaneous 0.34 W at the measured pack voltage. Battery current showed no meaningful correlation with bus power (r between −0.04 and −0.09 across runs). The pack was full and floating, and the converter carried essentially the entire load from the adapter; the charging input acted as a constant-voltage supply rather than as a variable load, and its contribution is common to both conditions.</w:t>
       </w:r>
     </w:p>
     <w:p>
@@ -1258,7 +1255,7 @@
         <w:t xml:space="preserve"> </w:t>
       </w:r>
       <w:r>
-        <w:t xml:space="preserve">The Power Delivery controller is a charge-management device rather than a precision metrology part, and the manufacturer documents neither the resolution nor the accuracy tolerance of its voltage, current and power registers. Values are reported as read from the module’s onboard telemetry. Because both conditions were measured through the identical chain on identical hardware, any systematic error is common to them and does not affect the between-condition difference, which is the quantity this study reports; it does bound the absolute figures, and an external meter cross-check is identified as future work.</w:t>
+        <w:t xml:space="preserve">The Power Delivery controller is a charge-management device, not a precision metrology part, and the manufacturer documents neither the resolution nor the accuracy tolerance of its voltage, current and power registers. Values are reported as read from the module’s onboard telemetry. Because both conditions were measured through the identical chain on identical hardware, any systematic error is common to them and does not affect the between-condition difference, which is the quantity this study reports; it does bound the absolute figures, and an external meter cross-check is identified as future work.</w:t>
       </w:r>
     </w:p>
     <w:bookmarkEnd w:id="29"/>
@@ -1284,7 +1281,34 @@
         <w:pStyle w:val="BodyText"/>
       </w:pPr>
       <w:r>
-        <w:t xml:space="preserve">Four independent runs were conducted — two native and two containerised — each lasting three hours and comprising 144 complete duty cycles. The runs were interleaved across day and night, with each condition contributing one night-time and one daytime run, so that any ambient temperature effect is balanced between conditions rather than confounded with them. All four runs used identical hardware, the same USB camera, the same ONNX model file and the same inference script. The first ten minutes of each run were excluded from aggregate statistics as a thermal warm-up period, leaving 136 complete cycles and approximately 8,166 s of active inference per run. Host throttling status was verified before and after every run; no undervoltage or frequency-throttling event occurred in any run.</w:t>
+        <w:t xml:space="preserve">Four independent runs were conducted, two native and two containerised, each analysed over a three-hour window comprising 144 complete duty cycles. Three of the four logs terminate at that point. The</w:t>
+      </w:r>
+      <w:r>
+        <w:t xml:space="preserve"> </w:t>
+      </w:r>
+      <w:r>
+        <w:rPr>
+          <w:rStyle w:val="VerbatimChar"/>
+        </w:rPr>
+        <w:t xml:space="preserve">docker_A</w:t>
+      </w:r>
+      <w:r>
+        <w:t xml:space="preserve"> </w:t>
+      </w:r>
+      <w:r>
+        <w:t xml:space="preserve">log continues for 6 h 25 min; its first three hours are analysed and the remainder discarded, so that all four runs contribute an equal span and an equal number of cycles. The full log is deposited unaltered. The runs were interleaved across day and night, with each condition contributing one night-time and one daytime run, so that any ambient temperature effect is balanced between conditions rather than confounded with them. All four runs used identical hardware, the same USB camera, the same ONNX model file and the same inference script. The first ten minutes of each run were excluded from aggregate statistics as a thermal warm-up period, leaving 136 complete cycles and approximately 8,166 s of active inference per run. Throttling status was also queried on the host shell before and after every run, including the containerised runs, and reported no undervoltage or frequency-capping event. The per-frame throttling field is a separate matter: it is populated by</w:t>
+      </w:r>
+      <w:r>
+        <w:t xml:space="preserve"> </w:t>
+      </w:r>
+      <w:r>
+        <w:rPr>
+          <w:rStyle w:val="VerbatimChar"/>
+        </w:rPr>
+        <w:t xml:space="preserve">vcgencmd</w:t>
+      </w:r>
+      <w:r>
+        <w:t xml:space="preserve">, which the container image does not ship, so that field is instrumented only in the native runs (Section 4.1).</w:t>
       </w:r>
     </w:p>
     <w:p>
@@ -1320,7 +1344,7 @@
         <w:pStyle w:val="FirstParagraph"/>
       </w:pPr>
       <w:r>
-        <w:t xml:space="preserve">A separate indoor session was recorded to characterise behaviour under longer uninterrupted inference periods and to observe naturalistic out-of-distribution inputs at scale. This session ran the deployed pipeline for 3 h 33 min under a 180 s / 45 s duty cycle — preserving the 4:1 active-to-sleep ratio but with longer active periods — logging 313,011 inference frames. Because the duty cycle differs from the controlled protocol, its telemetry is reported as a separate operating point (Section 4.4) and is not pooled with the profiling runs. Two properties of this session are bounded by its log rather than asserted: its execution mode was not recorded, the log predating the manifest scheme of Section 3.9; and its frame-level confidence threshold was lower than the deployed τ = 0.70, with confirmations appearing at confidences down to 0.52. During the session the camera was not directed at foliage, so the predicted-class distribution reflects behaviour under a largely empty scene rather than classification accuracy on plant material.</w:t>
+        <w:t xml:space="preserve">A separate indoor session was recorded to characterise behaviour under longer uninterrupted inference periods and to observe naturalistic out-of-distribution inputs at scale. This session ran the deployed pipeline for 3 h 33 min under a 180 s / 45 s duty cycle, preserving the 4:1 active-to-sleep ratio but with longer active periods, and logging 313,011 inference frames. Because the duty cycle differs from the controlled protocol, its telemetry is reported as a separate operating point (Section 4.4) and is not pooled with the profiling runs. Two properties of this session are bounded by its log, not asserted: its execution mode was not recorded, the log predating the manifest scheme of Section 3.9; and its frame-level confidence threshold was lower than the deployed τ = 0.70, with confirmations appearing at confidences down to 0.52. During the session the camera was not directed at foliage, so the predicted-class distribution reflects behaviour under a largely empty scene rather than classification accuracy on plant material.</w:t>
       </w:r>
     </w:p>
     <w:bookmarkEnd w:id="31"/>
@@ -1338,7 +1362,7 @@
         <w:pStyle w:val="FirstParagraph"/>
       </w:pPr>
       <w:r>
-        <w:t xml:space="preserve">The deployed pipeline (Fig. 1b) executes a continuous loop: frame acquisition; downsampling to 224 × 224 and ImageNet normalisation; a forward pass through the ONNX Runtime session yielding class probabilities; temporal filtering; and, on confirmation, an asynchronous HTTPS POST to a messaging API that delivers a payload — timestamp, class, confidence, inference latency and SoC temperature — to a designated mobile device.</w:t>
+        <w:t xml:space="preserve">The deployed pipeline (Fig. 1b) executes a continuous loop: frame acquisition; downsampling to 224 × 224 and ImageNet normalisation; a forward pass through the ONNX Runtime session yielding class probabilities; temporal filtering; and, on confirmation, an asynchronous HTTPS POST to a messaging API that delivers a payload of timestamp, class, confidence, inference latency and SoC temperature to a designated mobile device.</w:t>
       </w:r>
     </w:p>
     <w:p>
@@ -1398,7 +1422,7 @@
         <w:pStyle w:val="BodyText"/>
       </w:pPr>
       <w:r>
-        <w:t xml:space="preserve">Because a transmission is generated only on confirmation rather than on a schedule, network activity is sparse and its duty cycle is independent of frame rate. The single-node deployment uses a standard HTTPS webhook; contention among many nodes on shared wireless infrastructure is outside the scope of a single-node study (Section 5.4).</w:t>
+        <w:t xml:space="preserve">Because a transmission is generated only on confirmation and not on a schedule, network activity is sparse and its duty cycle is independent of frame rate. The single-node deployment uses a standard HTTPS webhook; contention among many nodes on shared wireless infrastructure is outside the scope of a single-node study (Section 5.4).</w:t>
       </w:r>
     </w:p>
     <w:bookmarkEnd w:id="32"/>
@@ -1448,7 +1472,7 @@
         <w:t xml:space="preserve"> </w:t>
       </w:r>
       <w:r>
-        <w:t xml:space="preserve">the greenhouse — buildings, hard standing, open ground and vegetation on the surrounding site — that is, distant outdoor views rather than close-range plant material.</w:t>
+        <w:t xml:space="preserve">the greenhouse: buildings, hard standing, open ground and vegetation on the surrounding site, which is to say distant outdoor views and not close-range plant material.</w:t>
       </w:r>
       <w:r>
         <w:t xml:space="preserve"> </w:t>
@@ -1480,7 +1504,7 @@
         <w:t xml:space="preserve"> </w:t>
       </w:r>
       <w:r>
-        <w:t xml:space="preserve">aggregates six visually distinct symptom and pest categories collected on site: fungal infection, leaf curl, senescent withering, mealybugs, leaf miner and mite damage. Background is therefore distinguished from the other two classes principally by</w:t>
+        <w:t xml:space="preserve">aggregates six visually distinct symptom and pest categories collected on site: fungal infection, leaf curl, senescent withering, mealybugs, leaf miner and mite damage. Background is distinguished from the other two classes principally by</w:t>
       </w:r>
       <w:r>
         <w:t xml:space="preserve"> </w:t>
@@ -1496,7 +1520,7 @@
         <w:t xml:space="preserve"> </w:t>
       </w:r>
       <w:r>
-        <w:t xml:space="preserve">rather than by object identity, while Healthy and Disease are both close-range foliage separated by appearance, and Disease spans a far wider range of appearances than Healthy does. Padding a small field dataset with imagery from a visually similar public source is common practice (Chen et al., 2020; Too et al., 2019), and carries a known risk: models trained on curated laboratory imagery learn background correlates rather than pathology and fail on field complexity (Sladojevic et al., 2016; Picon et al., 2019; Geirhos et al., 2020). A secondary condition,</w:t>
+        <w:t xml:space="preserve">rather than by object identity, while Healthy and Disease are both close-range foliage separated by appearance, and Disease spans a far wider range of appearances than Healthy does. Padding a small field dataset with imagery from a visually similar public source is common practice (Chen et al., 2020; Too et al., 2019), and carries a known risk: models trained on curated laboratory imagery learn background correlates instead of pathology and fail on field complexity (Sladojevic et al., 2016; Picon et al., 2019; Geirhos et al., 2020). A secondary condition,</w:t>
       </w:r>
       <w:r>
         <w:t xml:space="preserve"> </w:t>
@@ -1509,15 +1533,15 @@
         <w:t xml:space="preserve">Real + Proxy</w:t>
       </w:r>
       <w:r>
-        <w:t xml:space="preserve">, replaces half of the Disease class with imagery sourced from open-access agricultural databases, which exhibits visible morphological and spectral domain shift relative to the site imagery.</w:t>
-      </w:r>
-    </w:p>
-    <w:p>
-      <w:pPr>
-        <w:pStyle w:val="BodyText"/>
-      </w:pPr>
-      <w:r>
-        <w:t xml:space="preserve">To separate the effect of data composition from the confounding effect of dataset size, the Real + Proxy condition was resampled to match the Real-Only Disease count exactly — 560 images, 280 site-collected and 280 proxy-sourced — rather than using the unbalanced union. The comparison was extended across eleven lightweight CNN and transformer architectures. Three properties of this protocol constrain the strength of any conclusion and are stated here rather than in the limitations:</w:t>
+        <w:t xml:space="preserve">, replaces half of the Disease class with cross-domain imagery obtained in March 2026 from a publicly available plant-disease image collection, which exhibits visible morphological and spectral domain shift relative to the site imagery. The identity of that source collection was not recorded at the time and could not be established afterwards; the consequences are set out at the end of this section and in Section 5.4.</w:t>
+      </w:r>
+    </w:p>
+    <w:p>
+      <w:pPr>
+        <w:pStyle w:val="BodyText"/>
+      </w:pPr>
+      <w:r>
+        <w:t xml:space="preserve">To separate the effect of data composition from the confounding effect of dataset size, the Real + Proxy condition was resampled to match the Real-Only Disease count exactly, at 560 images, 280 site-collected and 280 proxy-sourced, rather than using the unbalanced union. The comparison was extended across eleven lightweight CNN and transformer architectures. Three properties of this protocol constrain the strength of any conclusion and are stated here rather than in the limitations:</w:t>
       </w:r>
     </w:p>
     <w:p>
@@ -1584,10 +1608,38 @@
     </w:p>
     <w:p>
       <w:pPr>
+        <w:numPr>
+          <w:ilvl w:val="0"/>
+          <w:numId w:val="1002"/>
+        </w:numPr>
+        <w:pStyle w:val="Compact"/>
+      </w:pPr>
+      <w:r>
+        <w:t xml:space="preserve">The proxy imagery is</w:t>
+      </w:r>
+      <w:r>
+        <w:t xml:space="preserve"> </w:t>
+      </w:r>
+      <w:r>
+        <w:rPr>
+          <w:bCs/>
+          <w:b/>
+        </w:rPr>
+        <w:t xml:space="preserve">not redistributed</w:t>
+      </w:r>
+      <w:r>
+        <w:t xml:space="preserve"> </w:t>
+      </w:r>
+      <w:r>
+        <w:t xml:space="preserve">with this work. Because its source collection and therefore its licence could not be established, it cannot be deposited under the licence applied to the site-collected archives. The Real-Only condition is exactly reproducible from the deposit; the Real + Proxy condition is not.</w:t>
+      </w:r>
+    </w:p>
+    <w:p>
+      <w:pPr>
         <w:pStyle w:val="FirstParagraph"/>
       </w:pPr>
       <w:r>
-        <w:t xml:space="preserve">Section 4.6 interprets the results within these constraints. The row labelled</w:t>
+        <w:t xml:space="preserve">Section 4.6 interprets the results within these constraints. We note that the comparison as a question does not depend on these particular images: it requires cross-domain disease imagery of matched sample size, and the released training scripts read whatever is placed in the proxy directory, so a replicator can re-run it against a proxy set of their own choosing. What cannot be reproduced is this exact run. The row labelled</w:t>
       </w:r>
       <w:r>
         <w:t xml:space="preserve"> </w:t>
@@ -1638,7 +1690,7 @@
         <w:pStyle w:val="BodyText"/>
       </w:pPr>
       <w:r>
-        <w:t xml:space="preserve">The weights of the model deployed in the live session were not preserved; the released MobileNetV2 checkpoints are from the architecture comparison and are separately trained. Validation accuracies obtained from the originally deployed model are therefore reported as historical context and are not reproducible from the release.</w:t>
+        <w:t xml:space="preserve">The weights of the model deployed in the live session were not preserved; the released MobileNetV2 checkpoints are from the architecture comparison and are separately trained. Validation accuracies obtained from the originally deployed model are reported as historical context and are not reproducible from the release.</w:t>
       </w:r>
     </w:p>
     <w:bookmarkEnd w:id="33"/>
@@ -2661,7 +2713,7 @@
               <w:jc w:val="left"/>
             </w:pPr>
             <w:r>
-              <w:t xml:space="preserve">Throttling events</w:t>
+              <w:t xml:space="preserve">Throttling flag reported</w:t>
             </w:r>
           </w:p>
         </w:tc>
@@ -2697,19 +2749,19 @@
               <w:jc w:val="left"/>
             </w:pPr>
             <w:r>
-              <w:t xml:space="preserve">none</w:t>
-            </w:r>
-          </w:p>
-        </w:tc>
-        <w:tc>
-          <w:tcPr/>
-          <w:p>
-            <w:pPr>
-              <w:pStyle w:val="Compact"/>
-              <w:jc w:val="left"/>
-            </w:pPr>
-            <w:r>
-              <w:t xml:space="preserve">none</w:t>
+              <w:t xml:space="preserve">not instrumented</w:t>
+            </w:r>
+          </w:p>
+        </w:tc>
+        <w:tc>
+          <w:tcPr/>
+          <w:p>
+            <w:pPr>
+              <w:pStyle w:val="Compact"/>
+              <w:jc w:val="left"/>
+            </w:pPr>
+            <w:r>
+              <w:t xml:space="preserve">not instrumented</w:t>
             </w:r>
           </w:p>
         </w:tc>
@@ -2908,43 +2960,43 @@
               <w:jc w:val="left"/>
             </w:pPr>
             <w:r>
-              <w:t xml:space="preserve">CPU utilisation (%)</w:t>
-            </w:r>
-          </w:p>
-        </w:tc>
-        <w:tc>
-          <w:tcPr/>
-          <w:p>
-            <w:pPr>
-              <w:pStyle w:val="Compact"/>
-              <w:jc w:val="left"/>
-            </w:pPr>
-            <w:r>
-              <w:t xml:space="preserve">49.02 ± 0.79</w:t>
-            </w:r>
-          </w:p>
-        </w:tc>
-        <w:tc>
-          <w:tcPr/>
-          <w:p>
-            <w:pPr>
-              <w:pStyle w:val="Compact"/>
-              <w:jc w:val="left"/>
-            </w:pPr>
-            <w:r>
-              <w:t xml:space="preserve">39.79 ± 3.00</w:t>
-            </w:r>
-          </w:p>
-        </w:tc>
-        <w:tc>
-          <w:tcPr/>
-          <w:p>
-            <w:pPr>
-              <w:pStyle w:val="Compact"/>
-              <w:jc w:val="left"/>
-            </w:pPr>
-            <w:r>
-              <w:t xml:space="preserve">−9.24 pp</w:t>
+              <w:t xml:space="preserve">Inference latency, p99 (ms)</w:t>
+            </w:r>
+          </w:p>
+        </w:tc>
+        <w:tc>
+          <w:tcPr/>
+          <w:p>
+            <w:pPr>
+              <w:pStyle w:val="Compact"/>
+              <w:jc w:val="left"/>
+            </w:pPr>
+            <w:r>
+              <w:t xml:space="preserve">38.1 ± 0.8</w:t>
+            </w:r>
+          </w:p>
+        </w:tc>
+        <w:tc>
+          <w:tcPr/>
+          <w:p>
+            <w:pPr>
+              <w:pStyle w:val="Compact"/>
+              <w:jc w:val="left"/>
+            </w:pPr>
+            <w:r>
+              <w:t xml:space="preserve">43.0 ± 1.1</w:t>
+            </w:r>
+          </w:p>
+        </w:tc>
+        <w:tc>
+          <w:tcPr/>
+          <w:p>
+            <w:pPr>
+              <w:pStyle w:val="Compact"/>
+              <w:jc w:val="left"/>
+            </w:pPr>
+            <w:r>
+              <w:t xml:space="preserve">+4.9 ms (+12.9 %)</w:t>
             </w:r>
           </w:p>
         </w:tc>
@@ -2958,43 +3010,43 @@
               <w:jc w:val="left"/>
             </w:pPr>
             <w:r>
-              <w:t xml:space="preserve">Memory utilisation (%)</w:t>
-            </w:r>
-          </w:p>
-        </w:tc>
-        <w:tc>
-          <w:tcPr/>
-          <w:p>
-            <w:pPr>
-              <w:pStyle w:val="Compact"/>
-              <w:jc w:val="left"/>
-            </w:pPr>
-            <w:r>
-              <w:t xml:space="preserve">7.66 ± 0.05</w:t>
-            </w:r>
-          </w:p>
-        </w:tc>
-        <w:tc>
-          <w:tcPr/>
-          <w:p>
-            <w:pPr>
-              <w:pStyle w:val="Compact"/>
-              <w:jc w:val="left"/>
-            </w:pPr>
-            <w:r>
-              <w:t xml:space="preserve">7.88 ± 0.07</w:t>
-            </w:r>
-          </w:p>
-        </w:tc>
-        <w:tc>
-          <w:tcPr/>
-          <w:p>
-            <w:pPr>
-              <w:pStyle w:val="Compact"/>
-              <w:jc w:val="left"/>
-            </w:pPr>
-            <w:r>
-              <w:t xml:space="preserve">+0.22 pp</w:t>
+              <w:t xml:space="preserve">CPU utilisation (%)</w:t>
+            </w:r>
+          </w:p>
+        </w:tc>
+        <w:tc>
+          <w:tcPr/>
+          <w:p>
+            <w:pPr>
+              <w:pStyle w:val="Compact"/>
+              <w:jc w:val="left"/>
+            </w:pPr>
+            <w:r>
+              <w:t xml:space="preserve">49.02 ± 0.79</w:t>
+            </w:r>
+          </w:p>
+        </w:tc>
+        <w:tc>
+          <w:tcPr/>
+          <w:p>
+            <w:pPr>
+              <w:pStyle w:val="Compact"/>
+              <w:jc w:val="left"/>
+            </w:pPr>
+            <w:r>
+              <w:t xml:space="preserve">39.79 ± 3.00</w:t>
+            </w:r>
+          </w:p>
+        </w:tc>
+        <w:tc>
+          <w:tcPr/>
+          <w:p>
+            <w:pPr>
+              <w:pStyle w:val="Compact"/>
+              <w:jc w:val="left"/>
+            </w:pPr>
+            <w:r>
+              <w:t xml:space="preserve">−9.24 pp</w:t>
             </w:r>
           </w:p>
         </w:tc>
@@ -3008,43 +3060,43 @@
               <w:jc w:val="left"/>
             </w:pPr>
             <w:r>
-              <w:t xml:space="preserve">Cyclic peak temperature (°C)</w:t>
-            </w:r>
-          </w:p>
-        </w:tc>
-        <w:tc>
-          <w:tcPr/>
-          <w:p>
-            <w:pPr>
-              <w:pStyle w:val="Compact"/>
-              <w:jc w:val="left"/>
-            </w:pPr>
-            <w:r>
-              <w:t xml:space="preserve">65.17 ± 0.56</w:t>
-            </w:r>
-          </w:p>
-        </w:tc>
-        <w:tc>
-          <w:tcPr/>
-          <w:p>
-            <w:pPr>
-              <w:pStyle w:val="Compact"/>
-              <w:jc w:val="left"/>
-            </w:pPr>
-            <w:r>
-              <w:t xml:space="preserve">61.46 ± 0.83</w:t>
-            </w:r>
-          </w:p>
-        </w:tc>
-        <w:tc>
-          <w:tcPr/>
-          <w:p>
-            <w:pPr>
-              <w:pStyle w:val="Compact"/>
-              <w:jc w:val="left"/>
-            </w:pPr>
-            <w:r>
-              <w:t xml:space="preserve">−3.71 °C</w:t>
+              <w:t xml:space="preserve">Memory utilisation (%)</w:t>
+            </w:r>
+          </w:p>
+        </w:tc>
+        <w:tc>
+          <w:tcPr/>
+          <w:p>
+            <w:pPr>
+              <w:pStyle w:val="Compact"/>
+              <w:jc w:val="left"/>
+            </w:pPr>
+            <w:r>
+              <w:t xml:space="preserve">7.66 ± 0.05</w:t>
+            </w:r>
+          </w:p>
+        </w:tc>
+        <w:tc>
+          <w:tcPr/>
+          <w:p>
+            <w:pPr>
+              <w:pStyle w:val="Compact"/>
+              <w:jc w:val="left"/>
+            </w:pPr>
+            <w:r>
+              <w:t xml:space="preserve">7.88 ± 0.07</w:t>
+            </w:r>
+          </w:p>
+        </w:tc>
+        <w:tc>
+          <w:tcPr/>
+          <w:p>
+            <w:pPr>
+              <w:pStyle w:val="Compact"/>
+              <w:jc w:val="left"/>
+            </w:pPr>
+            <w:r>
+              <w:t xml:space="preserve">+0.22 pp</w:t>
             </w:r>
           </w:p>
         </w:tc>
@@ -3058,43 +3110,43 @@
               <w:jc w:val="left"/>
             </w:pPr>
             <w:r>
-              <w:t xml:space="preserve">Node input power (W)</w:t>
-            </w:r>
-          </w:p>
-        </w:tc>
-        <w:tc>
-          <w:tcPr/>
-          <w:p>
-            <w:pPr>
-              <w:pStyle w:val="Compact"/>
-              <w:jc w:val="left"/>
-            </w:pPr>
-            <w:r>
-              <w:t xml:space="preserve">10.197 ± 0.028</w:t>
-            </w:r>
-          </w:p>
-        </w:tc>
-        <w:tc>
-          <w:tcPr/>
-          <w:p>
-            <w:pPr>
-              <w:pStyle w:val="Compact"/>
-              <w:jc w:val="left"/>
-            </w:pPr>
-            <w:r>
-              <w:t xml:space="preserve">9.728 ± 0.271</w:t>
-            </w:r>
-          </w:p>
-        </w:tc>
-        <w:tc>
-          <w:tcPr/>
-          <w:p>
-            <w:pPr>
-              <w:pStyle w:val="Compact"/>
-              <w:jc w:val="left"/>
-            </w:pPr>
-            <w:r>
-              <w:t xml:space="preserve">−0.469 W</w:t>
+              <w:t xml:space="preserve">Cyclic peak temperature (°C)</w:t>
+            </w:r>
+          </w:p>
+        </w:tc>
+        <w:tc>
+          <w:tcPr/>
+          <w:p>
+            <w:pPr>
+              <w:pStyle w:val="Compact"/>
+              <w:jc w:val="left"/>
+            </w:pPr>
+            <w:r>
+              <w:t xml:space="preserve">65.17 ± 0.56</w:t>
+            </w:r>
+          </w:p>
+        </w:tc>
+        <w:tc>
+          <w:tcPr/>
+          <w:p>
+            <w:pPr>
+              <w:pStyle w:val="Compact"/>
+              <w:jc w:val="left"/>
+            </w:pPr>
+            <w:r>
+              <w:t xml:space="preserve">61.46 ± 0.83</w:t>
+            </w:r>
+          </w:p>
+        </w:tc>
+        <w:tc>
+          <w:tcPr/>
+          <w:p>
+            <w:pPr>
+              <w:pStyle w:val="Compact"/>
+              <w:jc w:val="left"/>
+            </w:pPr>
+            <w:r>
+              <w:t xml:space="preserve">−3.71 °C</w:t>
             </w:r>
           </w:p>
         </w:tc>
@@ -3108,43 +3160,43 @@
               <w:jc w:val="left"/>
             </w:pPr>
             <w:r>
-              <w:t xml:space="preserve">Effective throughput (frame s⁻¹)</w:t>
-            </w:r>
-          </w:p>
-        </w:tc>
-        <w:tc>
-          <w:tcPr/>
-          <w:p>
-            <w:pPr>
-              <w:pStyle w:val="Compact"/>
-              <w:jc w:val="left"/>
-            </w:pPr>
-            <w:r>
-              <w:t xml:space="preserve">12.69 ± 0.24</w:t>
-            </w:r>
-          </w:p>
-        </w:tc>
-        <w:tc>
-          <w:tcPr/>
-          <w:p>
-            <w:pPr>
-              <w:pStyle w:val="Compact"/>
-              <w:jc w:val="left"/>
-            </w:pPr>
-            <w:r>
-              <w:t xml:space="preserve">11.85 ± 0.70</w:t>
-            </w:r>
-          </w:p>
-        </w:tc>
-        <w:tc>
-          <w:tcPr/>
-          <w:p>
-            <w:pPr>
-              <w:pStyle w:val="Compact"/>
-              <w:jc w:val="left"/>
-            </w:pPr>
-            <w:r>
-              <w:t xml:space="preserve">−0.84 (−6.6 %)</w:t>
+              <w:t xml:space="preserve">Node input power (W)</w:t>
+            </w:r>
+          </w:p>
+        </w:tc>
+        <w:tc>
+          <w:tcPr/>
+          <w:p>
+            <w:pPr>
+              <w:pStyle w:val="Compact"/>
+              <w:jc w:val="left"/>
+            </w:pPr>
+            <w:r>
+              <w:t xml:space="preserve">10.197 ± 0.028</w:t>
+            </w:r>
+          </w:p>
+        </w:tc>
+        <w:tc>
+          <w:tcPr/>
+          <w:p>
+            <w:pPr>
+              <w:pStyle w:val="Compact"/>
+              <w:jc w:val="left"/>
+            </w:pPr>
+            <w:r>
+              <w:t xml:space="preserve">9.728 ± 0.271</w:t>
+            </w:r>
+          </w:p>
+        </w:tc>
+        <w:tc>
+          <w:tcPr/>
+          <w:p>
+            <w:pPr>
+              <w:pStyle w:val="Compact"/>
+              <w:jc w:val="left"/>
+            </w:pPr>
+            <w:r>
+              <w:t xml:space="preserve">−0.469 W</w:t>
             </w:r>
           </w:p>
         </w:tc>
@@ -3158,6 +3210,56 @@
               <w:jc w:val="left"/>
             </w:pPr>
             <w:r>
+              <w:t xml:space="preserve">Effective throughput (frame s⁻¹)</w:t>
+            </w:r>
+          </w:p>
+        </w:tc>
+        <w:tc>
+          <w:tcPr/>
+          <w:p>
+            <w:pPr>
+              <w:pStyle w:val="Compact"/>
+              <w:jc w:val="left"/>
+            </w:pPr>
+            <w:r>
+              <w:t xml:space="preserve">12.69 ± 0.24</w:t>
+            </w:r>
+          </w:p>
+        </w:tc>
+        <w:tc>
+          <w:tcPr/>
+          <w:p>
+            <w:pPr>
+              <w:pStyle w:val="Compact"/>
+              <w:jc w:val="left"/>
+            </w:pPr>
+            <w:r>
+              <w:t xml:space="preserve">11.85 ± 0.70</w:t>
+            </w:r>
+          </w:p>
+        </w:tc>
+        <w:tc>
+          <w:tcPr/>
+          <w:p>
+            <w:pPr>
+              <w:pStyle w:val="Compact"/>
+              <w:jc w:val="left"/>
+            </w:pPr>
+            <w:r>
+              <w:t xml:space="preserve">−0.84 (−6.6 %)</w:t>
+            </w:r>
+          </w:p>
+        </w:tc>
+      </w:tr>
+      <w:tr>
+        <w:tc>
+          <w:tcPr/>
+          <w:p>
+            <w:pPr>
+              <w:pStyle w:val="Compact"/>
+              <w:jc w:val="left"/>
+            </w:pPr>
+            <w:r>
               <w:t xml:space="preserve">Energy per inference (J)</w:t>
             </w:r>
           </w:p>
@@ -3195,6 +3297,106 @@
             </w:pPr>
             <w:r>
               <w:t xml:space="preserve">+0.018 J (+2.3 %)</w:t>
+            </w:r>
+          </w:p>
+        </w:tc>
+      </w:tr>
+      <w:tr>
+        <w:tc>
+          <w:tcPr/>
+          <w:p>
+            <w:pPr>
+              <w:pStyle w:val="Compact"/>
+              <w:jc w:val="left"/>
+            </w:pPr>
+            <w:r>
+              <w:t xml:space="preserve">Capture-to-capture loop period, median (ms)</w:t>
+            </w:r>
+          </w:p>
+        </w:tc>
+        <w:tc>
+          <w:tcPr/>
+          <w:p>
+            <w:pPr>
+              <w:pStyle w:val="Compact"/>
+              <w:jc w:val="left"/>
+            </w:pPr>
+            <w:r>
+              <w:t xml:space="preserve">76.0 ± 0.0</w:t>
+            </w:r>
+          </w:p>
+        </w:tc>
+        <w:tc>
+          <w:tcPr/>
+          <w:p>
+            <w:pPr>
+              <w:pStyle w:val="Compact"/>
+              <w:jc w:val="left"/>
+            </w:pPr>
+            <w:r>
+              <w:t xml:space="preserve">83.0 ± 7.0</w:t>
+            </w:r>
+          </w:p>
+        </w:tc>
+        <w:tc>
+          <w:tcPr/>
+          <w:p>
+            <w:pPr>
+              <w:pStyle w:val="Compact"/>
+              <w:jc w:val="left"/>
+            </w:pPr>
+            <w:r>
+              <w:t xml:space="preserve">+7.0 ms</w:t>
+            </w:r>
+          </w:p>
+        </w:tc>
+      </w:tr>
+      <w:tr>
+        <w:tc>
+          <w:tcPr/>
+          <w:p>
+            <w:pPr>
+              <w:pStyle w:val="Compact"/>
+              <w:jc w:val="left"/>
+            </w:pPr>
+            <w:r>
+              <w:t xml:space="preserve">Inference as share of loop period (%)</w:t>
+            </w:r>
+          </w:p>
+        </w:tc>
+        <w:tc>
+          <w:tcPr/>
+          <w:p>
+            <w:pPr>
+              <w:pStyle w:val="Compact"/>
+              <w:jc w:val="left"/>
+            </w:pPr>
+            <w:r>
+              <w:t xml:space="preserve">23.95 ± 0.05</w:t>
+            </w:r>
+          </w:p>
+        </w:tc>
+        <w:tc>
+          <w:tcPr/>
+          <w:p>
+            <w:pPr>
+              <w:pStyle w:val="Compact"/>
+              <w:jc w:val="left"/>
+            </w:pPr>
+            <w:r>
+              <w:t xml:space="preserve">32.2 ± 2.8</w:t>
+            </w:r>
+          </w:p>
+        </w:tc>
+        <w:tc>
+          <w:tcPr/>
+          <w:p>
+            <w:pPr>
+              <w:pStyle w:val="Compact"/>
+              <w:jc w:val="left"/>
+            </w:pPr>
+            <w:r>
+              <w:t xml:space="preserve">+8.3 pp</w:t>
             </w:r>
           </w:p>
         </w:tc>
@@ -3205,7 +3407,7 @@
         <w:pStyle w:val="BodyText"/>
       </w:pPr>
       <w:r>
-        <w:t xml:space="preserve">The direction of every effect replicated across both pairs. Memory overhead was negligible at 0.22 percentage points, consistent with the use of a minimal base image.</w:t>
+        <w:t xml:space="preserve">Not every effect separates cleanly at n = 2. Taking an effect to replicate only when both native runs fall on the same side of both containerised runs, six of the nine quantities in Table 3 do so: mean latency, p99 latency, processor utilisation, memory utilisation, cyclic peak temperature and node input power. Three do not. The p95 latencies interleave (native 34.7 and 33.6 ms; containerised 34.0 and 36.4 ms), as do effective throughput (12.93 and 12.45 against 11.15 and 12.55 frame s⁻¹) and energy per inference (0.786 and 0.821 against 0.848 and 0.797 J). The condition differences reported for those three quantities rest on run-to-run spread of the same order as the difference itself and are reported here as unresolved rather than as effects. Memory overhead was negligible at 0.22 percentage points, consistent with the use of a minimal base image.</w:t>
       </w:r>
     </w:p>
     <w:p>
@@ -3221,7 +3423,49 @@
         <w:pStyle w:val="BodyText"/>
       </w:pPr>
       <w:r>
-        <w:t xml:space="preserve">No undervoltage or frequency-throttling event was recorded in any run. The maximum cyclic peak temperature observed was 68.3 °C and the maximum instantaneous per-frame temperature 71.0 °C, both well below the 82 °C throttling threshold. Neither condition operated in a thermally limited regime, so the temperature difference reflects steady-state thermal load rather than the onset of protective throttling, and the 3.71 °C reduction should be interpreted as additional thermal headroom rather than as the difference between a throttled and an unthrottled node.</w:t>
+        <w:t xml:space="preserve">The throttling flag requires care. The native runs polled</w:t>
+      </w:r>
+      <w:r>
+        <w:t xml:space="preserve"> </w:t>
+      </w:r>
+      <w:r>
+        <w:rPr>
+          <w:rStyle w:val="VerbatimChar"/>
+        </w:rPr>
+        <w:t xml:space="preserve">vcgencmd get_throttled</w:t>
+      </w:r>
+      <w:r>
+        <w:t xml:space="preserve"> </w:t>
+      </w:r>
+      <w:r>
+        <w:t xml:space="preserve">and recorded no undervoltage or frequency-capping event. The container image does not ship</w:t>
+      </w:r>
+      <w:r>
+        <w:t xml:space="preserve"> </w:t>
+      </w:r>
+      <w:r>
+        <w:rPr>
+          <w:rStyle w:val="VerbatimChar"/>
+        </w:rPr>
+        <w:t xml:space="preserve">vcgencmd</w:t>
+      </w:r>
+      <w:r>
+        <w:t xml:space="preserve">, so the same field logged</w:t>
+      </w:r>
+      <w:r>
+        <w:t xml:space="preserve"> </w:t>
+      </w:r>
+      <w:r>
+        <w:rPr>
+          <w:rStyle w:val="VerbatimChar"/>
+        </w:rPr>
+        <w:t xml:space="preserve">Unknown</w:t>
+      </w:r>
+      <w:r>
+        <w:t xml:space="preserve"> </w:t>
+      </w:r>
+      <w:r>
+        <w:t xml:space="preserve">for every containerised frame; the containerised runs are therefore uninstrumented for throttling, not clear of it. Temperature is instrumented identically in both, and it is the stronger evidence here: the maximum cyclic peak observed across all four runs was 68.3 °C and the maximum instantaneous per-frame temperature 71.0 °C, both well below the 82 °C threshold at which the Raspberry Pi 5 begins capping clocks. On that basis neither condition operated in a thermally limited regime during profiling, so the 3.71 °C difference reflects steady-state thermal load and should be read as additional headroom rather than as the difference between a throttled and an unthrottled node. Section 4.8 reports a deployment regime in which that headroom is largely consumed.</w:t>
       </w:r>
     </w:p>
     <w:p>
@@ -3233,13 +3477,39 @@
           <w:bCs/>
           <w:b/>
         </w:rPr>
+        <w:t xml:space="preserve">The profiling loop is acquisition-bound.</w:t>
+      </w:r>
+      <w:r>
+        <w:t xml:space="preserve"> </w:t>
+      </w:r>
+      <w:r>
+        <w:t xml:space="preserve">Inference does not occupy the whole of the capture-to-capture interval. Taking the median gap between consecutive frame timestamps as the loop period, the native runs cycled at 76.0 ms and the containerised runs at 76.0 and 90.0 ms, against mean inference times of 18.2 and 26.5 ms. Inference thus accounts for roughly a quarter of the native loop and a third of the containerised one; the remainder is frame acquisition, colour conversion, telemetry sampling and the logging write. Two consequences follow. The effective throughput figures in Table 3 are properties of the whole loop and not of the classifier, which is part of why a 45.6 % difference in inference time yields only a 6.6 % difference in throughput; the loop period itself also differed between the two containerised runs, which is one source of the unresolved throughput spread noted above. And the node, as profiled, spent most of its time waiting on the camera, which bears on the comparison’s external validity (Section 5.4).</w:t>
+      </w:r>
+    </w:p>
+    <w:p>
+      <w:pPr>
+        <w:pStyle w:val="BodyText"/>
+      </w:pPr>
+      <w:r>
+        <w:rPr>
+          <w:bCs/>
+          <w:b/>
+        </w:rPr>
         <w:t xml:space="preserve">A mean difference is not a tail difference.</w:t>
       </w:r>
       <w:r>
         <w:t xml:space="preserve"> </w:t>
       </w:r>
       <w:r>
-        <w:t xml:space="preserve">The 45.6 % gap in mean latency is not reproduced at the 95th percentile, where the two conditions are within 1 ms of each other (34.2 ms native, 35.2 ms containerised). The native distribution is faster in its typical case but substantially wider (SD 6.2 ms against 3.9 ms); the containerised distribution is slower but tighter. For a pipeline whose alert path is gated by a multi-frame confirmation window, the relevant quantity is the time to accumulate a confirmation, which is governed by the upper part of the distribution rather than by the mean. Section 5.1 develops this.</w:t>
+        <w:t xml:space="preserve">The 45.6 % gap in mean latency shrinks at the 95th percentile, where the two conditions fall within about 1 ms of each other (34.2 ms native, 35.2 ms containerised), although as noted above the individual runs interleave there. At the 99th percentile the gap reopens to 4.9 ms. The native distribution is faster in its typical case but substantially wider (SD 6.2 ms against 3.9 ms); the containerised distribution is slower but tighter.</w:t>
+      </w:r>
+    </w:p>
+    <w:p>
+      <w:pPr>
+        <w:pStyle w:val="BodyText"/>
+      </w:pPr>
+      <w:r>
+        <w:t xml:space="preserve">The consequence for the alert path is a sum rather than a maximum. Confirming a class takes W consecutive frames, so at the deployed W = 5 the accumulated cost of the latency difference is five times the mean difference, 41.5 ms, and the percentile behaviour is irrelevant to it. Section 5.1 places that figure against the rest of the path.</w:t>
       </w:r>
     </w:p>
     <w:bookmarkEnd w:id="36"/>
@@ -3541,7 +3811,7 @@
         <w:pStyle w:val="FirstParagraph"/>
       </w:pPr>
       <w:r>
-        <w:t xml:space="preserve">The confidence-gate and majority-vote filter was replayed against the recorded field log (5,989 frames over 181 s of continuous in-situ operation) across the threshold–window grid. Fig. 7 reports flip suppression — the proportion of raw frame-to-frame class transitions that do not survive to a confirmed-class transition — and the resulting confirmed-transition count.</w:t>
+        <w:t xml:space="preserve">The confidence-gate and majority-vote filter was replayed against the recorded field log (5,989 frames, 151.8 s of active inference across three duty cycles) across the threshold–window grid. Fig. 7 reports flip suppression, the proportion of raw frame-to-frame class transitions that do not survive to a confirmed-class transition, together with the resulting confirmed-transition count.</w:t>
       </w:r>
     </w:p>
     <w:p>
@@ -3567,23 +3837,31 @@
         <w:pStyle w:val="FirstParagraph"/>
       </w:pPr>
       <w:r>
-        <w:t xml:space="preserve">Fig. 8 reports the accuracy difference between the Real-Only and sample-size-matched Real + Proxy conditions for each of the eleven architectures. Three architectures favour Real-Only, three show no difference, and five favour Real + Proxy.</w:t>
-      </w:r>
-    </w:p>
-    <w:p>
-      <w:pPr>
-        <w:pStyle w:val="BodyText"/>
-      </w:pPr>
-      <w:r>
-        <w:t xml:space="preserve">The magnitudes matter more than the directions. Excluding two runs in which one condition failed to converge to the accuracy the architecture reaches in the other — SqueezeNet (−29.70 pp) and ViT-B/16 (−7.35 pp), both of which we read as optimisation failures rather than as data effects — the remaining nine architectures span +0.89 to −1.17 percentage points. On a validation partition of approximately 340 images, that range corresponds to between three images in favour of Real-Only and four in favour of Real + Proxy. Seven of eleven architectures differ by two validation images or fewer; nine of eleven by four or fewer. Given that the two conditions were evaluated on different validation partitions (Section 3.8) and that neither was repeated across seeds, none of these differences is distinguishable from the variability the protocol itself introduces.</w:t>
-      </w:r>
-    </w:p>
-    <w:p>
-      <w:pPr>
-        <w:pStyle w:val="BodyText"/>
-      </w:pPr>
-      <w:r>
-        <w:t xml:space="preserve">The defensible conclusion is therefore negative and is stated as such: under this protocol, at this dataset scale, no effect of cross-domain proxy augmentation is detectable in either direction across eleven architectures, and the apparent advantage of site-collected data observed on the deployed architecture does not replicate. For a practitioner assembling a training set for a comparable deployment, the practical implication is that padding a small field dataset with visually similar open-access imagery can be neither justified nor dismissed on the basis of a single-architecture comparison at this scale; it is a configuration choice that requires a seeded, repeated evaluation to resolve.</w:t>
+        <w:t xml:space="preserve">Fig. 8 reports the accuracy difference between the Real-Only and sample-size-matched Real + Proxy conditions for each of the eleven architectures. Three architectures favour Real-Only, three are exactly tied, and five favour Real + Proxy.</w:t>
+      </w:r>
+    </w:p>
+    <w:p>
+      <w:pPr>
+        <w:pStyle w:val="BodyText"/>
+      </w:pPr>
+      <w:r>
+        <w:t xml:space="preserve">All eleven are retained in the analysis below. Two of them sit far from the rest: SqueezeNet at −29.70 pp and ViT-B/16 at −7.35 pp, in both cases because the Real-Only run reached an accuracy well below what the same architecture reached under Real + Proxy. Both are plausibly optimisation failures at a single seed and not data effects — SqueezeNet’s Real-Only accuracy of 64.71 % against 94.41 % under Real + Proxy is a larger swing than any data-composition effect at this scale could produce — but a single unseeded run offers no way to establish that, and discarding the two runs that most strongly favour one condition would bias the summary toward the other. They are kept, and the summary statistics are chosen to be insensitive to them.</w:t>
+      </w:r>
+    </w:p>
+    <w:p>
+      <w:pPr>
+        <w:pStyle w:val="BodyText"/>
+      </w:pPr>
+      <w:r>
+        <w:t xml:space="preserve">On that basis the central tendency is zero. The median difference across the eleven architectures is exactly 0.00 pp; the mean, −3.37 pp, is a property of the two extreme runs and not of the set. Of the eight architectures that differ at all, three favour Real-Only and five favour Real + Proxy, which a two-sided exact sign test does not distinguish from chance (p = 0.727); an exact Wilcoxon signed-rank test over the same eight, which weights magnitude as well as direction, gives p = 0.383. Magnitudes point the same way: the median absolute difference is 0.59 pp, and on a validation partition of approximately 340 images one image is worth 0.29 pp, so the typical architecture separates the two conditions by two images. Seven of eleven differ by two validation images or fewer, nine of eleven by four or fewer. Since the two conditions were evaluated on different validation partitions (Section 3.8) and neither was repeated across seeds, differences of that size are not distinguishable from the variability the protocol itself introduces.</w:t>
+      </w:r>
+    </w:p>
+    <w:p>
+      <w:pPr>
+        <w:pStyle w:val="BodyText"/>
+      </w:pPr>
+      <w:r>
+        <w:t xml:space="preserve">The conclusion is negative and is stated as such: under this protocol, at this dataset scale, no effect of cross-domain proxy augmentation is detectable in either direction across eleven architectures, and the apparent advantage of site-collected data observed on the deployed architecture does not replicate. The result is robust to how the two extreme runs are treated — excluding them leaves the remaining nine spanning +0.89 to −1.17 pp, which supports the same conclusion — but it does not need that exclusion to hold. For a practitioner assembling a training set for a comparable deployment, the implication is that padding a small field dataset with visually similar imagery from a public collection can be neither justified nor dismissed on the basis of a single-architecture comparison at this scale. It is a configuration choice that requires a seeded, repeated evaluation to resolve, and the two outlying runs are a reminder that at n = 1 per cell a single bad optimisation trajectory is indistinguishable from a treatment effect.</w:t>
       </w:r>
     </w:p>
     <w:bookmarkEnd w:id="41"/>
@@ -3629,10 +3907,10 @@
           <w:bCs/>
           <w:b/>
         </w:rPr>
-        <w:t xml:space="preserve">311,683 consecutive frames — 3 h 32 min of an unattended, quiescent scene — produced no non-Background prediction of any kind</w:t>
-      </w:r>
-      <w:r>
-        <w:t xml:space="preserve">, at a frame-level confidence threshold more permissive than the deployed one. On this evidence the node does not generate spurious alerts when the observed scene is static, and the false-positive rate under quiescent conditions is below approximately 3 × 10⁻⁶ per frame.</w:t>
+        <w:t xml:space="preserve">311,683 consecutive frames, 3 h 32 min of an unattended, quiescent scene, produced no non-Background prediction of any kind</w:t>
+      </w:r>
+      <w:r>
+        <w:t xml:space="preserve">, at a frame-level confidence threshold more permissive than the deployed one. With no event observed in that stretch, the rule of three places the upper bound of a 95 % confidence interval on the per-frame false-positive rate at 3/311,683, or approximately 1 × 10⁻⁵. Applying the deployed confirmation filter removes a further four of the 30 non-Background frames, leaving 26 confirmed. On this evidence the node does not generate spurious alerts when the observed scene is static.</w:t>
       </w:r>
     </w:p>
     <w:p>
@@ -3663,7 +3941,7 @@
         <w:t xml:space="preserve">four intrusion events</w:t>
       </w:r>
       <w:r>
-        <w:t xml:space="preserve">, of 19, 2, 1 and 8 frames, corresponding to non-plant objects entering the field of view during the period when the session was being set up. All four were assigned to Disease, at confidences from 0.52 to 0.99; none was assigned to Healthy, and none to Background — a point developed in Section 5.3, since Background is the class whose construction makes it least available to a close-range object. Under a null hypothesis in which novel inputs are distributed at random between the two plant classes, four events all falling in one class occurs with probability 0.0625. This is suggestive of asymmetric routing — consistent with the geometry one would expect of a closed-set softmax over three visually homogeneous classes (Hendrycks and Gimpel, 2017), in which one class occupies the residual region of feature space — but</w:t>
+        <w:t xml:space="preserve">, of 19, 2, 1 and 8 frames, corresponding to non-plant objects entering the field of view during the period when the session was being set up. All four were assigned to Disease, at confidences from 0.52 to 0.99. Under a null hypothesis in which a novel input falls into one or other of the two plant classes with equal probability, four events landing in the same class, whichever of the two it is, occurs with probability 0.125, which is not a result. Two further cautions apply. Healthy was not predicted on a single frame anywhere in the session, so the absence of Healthy among the four events is not informative about routing: it is consistent with the four events preferring Disease and equally consistent with a decision boundary that placed nothing at all in Healthy on this scene. And the four events are not independent of one another in the way the null assumes, since all four arose from objects present during the same short set-up period and may have been the same object. The pattern is suggestive of asymmetric routing, and would be consistent with the geometry expected of a closed-set softmax over three visually homogeneous classes (Hendrycks and Gimpel, 2017), in which one class occupies the residual region of feature space.</w:t>
       </w:r>
       <w:r>
         <w:t xml:space="preserve"> </w:t>
@@ -3673,18 +3951,18 @@
           <w:bCs/>
           <w:b/>
         </w:rPr>
-        <w:t xml:space="preserve">four events do not establish it</w:t>
-      </w:r>
-      <w:r>
-        <w:t xml:space="preserve">, and we do not claim otherwise. Section 5.3 discusses what would.</w:t>
-      </w:r>
-    </w:p>
-    <w:p>
-      <w:pPr>
-        <w:pStyle w:val="BodyText"/>
-      </w:pPr>
-      <w:r>
-        <w:t xml:space="preserve">A separate record from the live field deployment is consistent with the same pattern: both alerts delivered during that session were triggered by a metal tool edge transiently entering the field of view and were assigned to Disease. The alerting path executed correctly on an input the classifier misjudged, which illustrates that notification reliability and classification reliability are separate properties of the node.</w:t>
+        <w:t xml:space="preserve">Four events do not establish it</w:t>
+      </w:r>
+      <w:r>
+        <w:t xml:space="preserve">, and we do not claim otherwise. Section 5.3 sets out what would.</w:t>
+      </w:r>
+    </w:p>
+    <w:p>
+      <w:pPr>
+        <w:pStyle w:val="BodyText"/>
+      </w:pPr>
+      <w:r>
+        <w:t xml:space="preserve">A separate record from the live field deployment is consistent with the same pattern: the two alerts reproduced in Fig. 10, delivered during an earlier run on the day of the field session (Section 4.8), were both triggered by a metal tool edge transiently entering the field of view and were assigned to Disease. The alerting path executed correctly on an input the classifier misjudged, which illustrates that notification reliability and classification reliability are separate properties of the node.</w:t>
       </w:r>
     </w:p>
     <w:bookmarkEnd w:id="42"/>
@@ -3723,15 +4001,57 @@
         <w:pStyle w:val="BodyText"/>
       </w:pPr>
       <w:r>
-        <w:t xml:space="preserve">The live greenhouse deployment comprises 5,989 frames over 181 s of continuous in-situ operation at approximately 33 frame s⁻¹ under the 60 s / 15 s duty cycle. Whenever a Disease classification passed the confidence threshold and the confirmation window, the webhook executed reliably, delivering the payload to the designated device with an end-to-end latency averaging under 2.5 s. Fig. 10 reproduces two alerts from that session. Both were triggered by a metal tool edge transiently entering the field of view — the same out-of-distribution object class analysed in Section 4.7 — and were confirmed at 0.73 and 0.71 confidence against the deployed threshold of 0.70. The alerting path therefore executed exactly as designed on an input the classifier misjudged, which illustrates directly that notification reliability and classification reliability are separate properties of the node.</w:t>
-      </w:r>
-    </w:p>
-    <w:p>
-      <w:pPr>
-        <w:pStyle w:val="BodyText"/>
-      </w:pPr>
-      <w:r>
-        <w:t xml:space="preserve">In the absence of frame-level ground truth for this session, prediction confidence was used to characterise the temporal structure of likely ambiguous frames. Of all frames, 92 (1.54 %) fell below a confidence of 0.5. Of these, 72.3 % occurred as isolated single-frame events and 9.2 % in sustained runs of three or more consecutive frames, with a maximum run of four; low confidence on this log is therefore driven more often by transient single-frame noise than by sustained scene conditions. Low-confidence frames exhibited a class-flip rate of 50.0 % against 4.5 % among high-confidence frames — an elevenfold difference — indicating that confidence is a meaningful indicator of prediction instability rather than noise uncorrelated with model behaviour. Correlation between confidence and system telemetry was negligible (temperature r = −0.050; processor utilisation r = 0.015; latency r = −0.023), so this instability is not attributable to thermal state or system load and more plausibly reflects intrinsic visual ambiguity in the captured frames.</w:t>
+        <w:t xml:space="preserve">The live greenhouse deployment comprises 5,989 frames spanning 181.8 s of wall-clock time, of which 151.8 s across three duty cycles were active inference, giving an effective rate of approximately 39.5 frame s⁻¹ under the 60 s / 15 s duty cycle. Whenever a Disease classification passed the confidence threshold and the confirmation window, the webhook executed reliably, delivering the payload to the designated device with an end-to-end latency averaging under 2.5 s.</w:t>
+      </w:r>
+    </w:p>
+    <w:p>
+      <w:pPr>
+        <w:pStyle w:val="BodyText"/>
+      </w:pPr>
+      <w:r>
+        <w:t xml:space="preserve">Fig. 10 reproduces two such alerts. They are</w:t>
+      </w:r>
+      <w:r>
+        <w:t xml:space="preserve"> </w:t>
+      </w:r>
+      <w:r>
+        <w:rPr>
+          <w:bCs/>
+          <w:b/>
+        </w:rPr>
+        <w:t xml:space="preserve">not</w:t>
+      </w:r>
+      <w:r>
+        <w:t xml:space="preserve"> </w:t>
+      </w:r>
+      <w:r>
+        <w:t xml:space="preserve">drawn from the deposited log: they were delivered at 16:46 and 16:47 on the same day, roughly two and a half hours before the 19:11 session, during an earlier run whose telemetry was not retained. The two records are distinguishable on their face — the alerts report 38.2 ms and 14.8 ms of inference latency, and the deposited log’s fastest frame is 15.1 ms — and we state the separation rather than presenting the figure as an excerpt of the log. The values visible in the figure are therefore read from the alert payloads themselves and are the only quantities in this article not emitted by the released analysis script. Both alerts were triggered by a metal tool edge transiently entering the field of view, the same out-of-distribution object class analysed in Section 4.7, and were confirmed at 0.73 and 0.71 confidence against the deployed threshold of 0.70. The alerting path executed exactly as designed on an input the classifier misjudged, which illustrates directly that notification reliability and classification reliability are separate properties of the node.</w:t>
+      </w:r>
+    </w:p>
+    <w:p>
+      <w:pPr>
+        <w:pStyle w:val="BodyText"/>
+      </w:pPr>
+      <w:r>
+        <w:rPr>
+          <w:bCs/>
+          <w:b/>
+        </w:rPr>
+        <w:t xml:space="preserve">The deployed node runs far hotter than the profiled one.</w:t>
+      </w:r>
+      <w:r>
+        <w:t xml:space="preserve"> </w:t>
+      </w:r>
+      <w:r>
+        <w:t xml:space="preserve">This is the single largest difference between the bench measurements of Section 4.1 and the field, and it runs against them. From a cold start at 46.9 °C, SoC temperature rose to a first-cycle peak of 70.5 °C and a second-cycle peak of 76.5 °C, with an instantaneous maximum of 77.7 °C and a session mean of 70.0 °C; 55.5 % of frames were recorded above 70 °C and 813 above 75 °C. Mean processor utilisation was 94.1 %, against 49.0 % native and 39.8 % containerised during profiling. The peak sits 4.3 °C below the 82 °C threshold at which the Raspberry Pi 5 caps clocks, and the trajectory across the three cycles was still rising when the session ended, so a longer session would plausibly have reached it. The profiling runs, which cycled 60 s of inference against 30 s of sleep in a controlled enclosure and peaked at 68.3 °C, do not characterise this regime. Whatever thermal headroom containerisation returns at the bench is small relative to the margin a deployed session actually consumes, and Section 5.1 treats that as the governing constraint rather than as a footnote.</w:t>
+      </w:r>
+    </w:p>
+    <w:p>
+      <w:pPr>
+        <w:pStyle w:val="BodyText"/>
+      </w:pPr>
+      <w:r>
+        <w:t xml:space="preserve">In the absence of frame-level ground truth for this session, prediction confidence was used to characterise the temporal structure of likely ambiguous frames. Of all frames, 92 (1.54 %) fell below a confidence of 0.5. Of these, 72.3 % occurred as isolated single-frame events and 9.2 % in sustained runs of three or more consecutive frames, with a maximum run of four; low confidence on this log is therefore driven more often by transient single-frame noise than by sustained scene conditions. Low-confidence frames exhibited a class-flip rate of 50.0 % against 4.5 % among high-confidence frames, an elevenfold difference, indicating that confidence is a meaningful indicator of prediction instability and not noise uncorrelated with model behaviour. Correlation between confidence and system telemetry was negligible (temperature r = −0.050; processor utilisation r = 0.015; latency r = −0.023), so this instability is not attributable to thermal state or system load and more plausibly reflects intrinsic visual ambiguity in the captured frames.</w:t>
       </w:r>
     </w:p>
     <w:p>
@@ -3767,31 +4087,39 @@
         <w:pStyle w:val="FirstParagraph"/>
       </w:pPr>
       <w:r>
-        <w:t xml:space="preserve">The profiling results revise, rather than confirm, the intuition that motivates containerised edge deployment. Containerisation is usually defended on operational grounds alone — reproducibility, dependency isolation, over-the-air updatability — with the implicit assumption that those benefits are paid for in performance. The measurements here complicate that accounting in both directions. The containerised configuration ran 3.71 °C cooler at cyclic peak and 9.24 percentage points lighter on the processor, while being 45.6 % slower per inference in the mean; and the power advantage that appears alongside the thermal one does not survive normalisation by work completed.</w:t>
-      </w:r>
-    </w:p>
-    <w:p>
-      <w:pPr>
-        <w:pStyle w:val="BodyText"/>
-      </w:pPr>
-      <w:r>
-        <w:t xml:space="preserve">Whether the latency cost matters depends on where latency sits in the critical path, and for the alerting architecture described here it is not close. The deployed pipeline confirms a state only after a five-frame window and delivers an alert end-to-end in under 2.5 s. An 8.3 ms increase in mean per-frame inference time is negligible against a confirmation window and a network round trip. The 95th-percentile result sharpens this: the two conditions differ by about 1 ms at p95, so the time to accumulate a five-frame confirmation — which is governed by the slower frames, not the typical one — is materially the same in both. Duty-cycled monitoring is in this respect close to an ideal workload for containerisation: it is throughput-tolerant and thermally constrained, so it can spend mean latency to buy thermal headroom without spending confirmation latency.</w:t>
-      </w:r>
-    </w:p>
-    <w:p>
-      <w:pPr>
-        <w:pStyle w:val="BodyText"/>
-      </w:pPr>
-      <w:r>
-        <w:t xml:space="preserve">The conclusion would invert for a latency-critical task — closed-loop actuation, or high-frame-rate tracking — where per-frame inference time is the binding constraint. It would also invert for a throughput-limited task, where the 6.6 % reduction in completed inferences would be a direct loss of capability rather than a spare margin.</w:t>
-      </w:r>
-    </w:p>
-    <w:p>
-      <w:pPr>
-        <w:pStyle w:val="BodyText"/>
-      </w:pPr>
-      <w:r>
-        <w:t xml:space="preserve">The thermal margin has practical value beyond the node measured here. Neither condition approached the throttling threshold in these runs, but the profiling was performed on a climate-controlled laboratory bench, whereas the deployment site is an enclosed greenhouse in an equatorial climate — annual mean 26.0 °C, monthly mean maxima near 30 °C, mean relative humidity 84 % (Section 3.1) — and the node’s enclosure further restricts convection. The ambient gap between the measurement condition and the deployment condition is therefore of the order of several degrees before any greenhouse effect is counted. A 3.71 °C margin is small in absolute terms and should not be oversold; it is best understood as headroom that widens the envelope of ambient conditions and enclosure designs under which the node remains unthrottled, not as a demonstrated prevention of throttling.</w:t>
+        <w:t xml:space="preserve">The profiling results revise, rather than confirm, the intuition that motivates containerised edge deployment. Containerisation is usually defended on operational grounds alone, on reproducibility, dependency isolation and over-the-air updatability, with the implicit assumption that those benefits are paid for in performance. The measurements here complicate that accounting in both directions. The containerised configuration ran 3.71 °C cooler at cyclic peak and 9.24 percentage points lighter on the processor, while being 45.6 % slower per inference in the mean; and the power advantage that appears alongside the thermal one does not survive normalisation by work completed.</w:t>
+      </w:r>
+    </w:p>
+    <w:p>
+      <w:pPr>
+        <w:pStyle w:val="BodyText"/>
+      </w:pPr>
+      <w:r>
+        <w:t xml:space="preserve">Whether the latency cost matters depends on where latency sits in the critical path, and for the alerting architecture described here it is not close. Confirming a class takes five consecutive frames, so the accumulated cost of an 8.3 ms difference in mean inference time is 41.5 ms. The alert then leaves the node over an HTTPS round trip that took under 2.5 s end to end in the deployed session. The inference-time difference is thus about 1.7 % of the path an operator actually waits through, and it is a sum over five frames, not anything governed by the tail, so the percentile behaviour in Table 3 does not enter. Duty-cycled monitoring is in this respect close to an ideal workload for containerisation: it is throughput-tolerant, so it can spend mean latency without spending meaningful confirmation latency.</w:t>
+      </w:r>
+    </w:p>
+    <w:p>
+      <w:pPr>
+        <w:pStyle w:val="BodyText"/>
+      </w:pPr>
+      <w:r>
+        <w:t xml:space="preserve">The conclusion would invert for a latency-critical task such as closed-loop actuation or high-frame-rate tracking, where per-frame inference time is the binding constraint. It would also invert for a throughput-limited task, where the 6.6 % reduction in completed inferences would be a direct loss of capability rather than a spare margin.</w:t>
+      </w:r>
+    </w:p>
+    <w:p>
+      <w:pPr>
+        <w:pStyle w:val="BodyText"/>
+      </w:pPr>
+      <w:r>
+        <w:t xml:space="preserve">What the thermal margin is worth can be read off the field log instead of argued in the abstract, and the reading is not comfortable. Neither profiling condition came close to the throttling threshold: mean cyclic peaks of 65.2 °C native and 61.5 °C containerised, and a hottest single cycle of 68.3 °C, against a limit of 82 °C. The deployed session behaved quite differently. It reached 77.7 °C within three duty cycles from a 46.9 °C cold start, held a mean of 70.0 °C, and was still climbing cycle over cycle when it ended, leaving 4.3 °C of margin (Section 4.8). The bench does not characterise the field, and the reason is visible in the numbers: the deployed node ran at 94.1 % processor utilisation against 49.0 % native during profiling, in an enclosed greenhouse at a tropical ambient instead of on a climate-controlled bench, in an enclosure that restricts convection.</w:t>
+      </w:r>
+    </w:p>
+    <w:p>
+      <w:pPr>
+        <w:pStyle w:val="BodyText"/>
+      </w:pPr>
+      <w:r>
+        <w:t xml:space="preserve">Placed against that 4.3 °C, a 3.71 °C difference between conditions is not a rounding error. It is of the same order as the entire remaining margin, and that is what would make it consequential if it transferred. Two things prevent us from claiming that it does. The field session was run in one configuration only, so no containerised field counterpart exists to compare it against; and the profiling difference was measured at 49 % utilisation, under shallow cycling and at bench ambient, which the deployed regime does not resemble. The honest statement is a conditional one: if a difference of this order survives into the deployed regime, it is large relative to the margin that regime actually has, which makes the question worth answering directly. Measuring both conditions in situ, over sessions long enough to reach quasi-steady state, is the obvious next experiment and a cheap one.</w:t>
       </w:r>
     </w:p>
     <w:bookmarkEnd w:id="45"/>
@@ -3817,7 +4145,7 @@
         <w:pStyle w:val="BodyText"/>
       </w:pPr>
       <w:r>
-        <w:t xml:space="preserve">A container image is a frozen dependency resolution. The common practice that produced the configuration measured here — select a base image by interpreter version, install the inference runtime from an unpinned requirement, ship it — resolves the runtime to whatever version was current and compatible at build time. The host, meanwhile, tracks its distribution. The two drift apart, and they drift apart in exactly the component whose performance is being measured. For ARM64 inference this is not a marginal effect: the kernels beneath a convolutional forward pass have been substantially reworked across recent ONNX Runtime releases, and a comparison that does not hold that version fixed is partly a measurement of the release cycle.</w:t>
+        <w:t xml:space="preserve">A container image is a frozen dependency resolution. The common practice that produced the configuration measured here, which is to select a base image by interpreter version, install the inference runtime from an unpinned requirement and ship it, resolves the runtime to whatever version was current and compatible at build time. The host, meanwhile, tracks its distribution. The two drift apart, and they drift apart in exactly the component whose performance is being measured. For ARM64 inference this is not a marginal effect: the kernels beneath a convolutional forward pass have been substantially reworked across recent ONNX Runtime releases, and a comparison that does not hold that version fixed is partly a measurement of the release cycle.</w:t>
       </w:r>
     </w:p>
     <w:p>
@@ -3841,7 +4169,7 @@
         <w:t xml:space="preserve"> </w:t>
       </w:r>
       <w:r>
-        <w:t xml:space="preserve">sides are reported; we would encourage this as a reporting norm, and the manifest routine released with this paper is offered as one way to satisfy it at no cost to the experimenter. Third — and this is the practitioner-facing implication — the version pinned inside an image is a performance-relevant configuration choice, not a packaging detail. A deployment that pins its runtime for reproducibility, as it should, also pins whatever performance that runtime had on the day the image was built, and an image rebuilt a year later is not the same artefact.</w:t>
+        <w:t xml:space="preserve">sides are reported; we would encourage this as a reporting norm, and the manifest routine released with this paper is offered as one way to satisfy it at no cost to the experimenter. Third, and this is the practitioner-facing implication, the version pinned inside an image is a performance-relevant configuration choice, not a packaging detail. A deployment that pins its runtime for reproducibility, as it should, also pins whatever performance that runtime had on the day the image was built, and an image rebuilt a year later is not the same artefact.</w:t>
       </w:r>
     </w:p>
     <w:bookmarkEnd w:id="46"/>
@@ -3867,7 +4195,7 @@
         <w:pStyle w:val="BodyText"/>
       </w:pPr>
       <w:r>
-        <w:t xml:space="preserve">An explanation is nonetheless available, and it follows from how the three classes were constructed rather than from any property of the architecture. The classes are not symmetric (Section 3.8).</w:t>
+        <w:t xml:space="preserve">A conjecture is nonetheless available, and it follows from how the three classes were constructed rather than from any property of the architecture. The classes are not symmetric (Section 3.8).</w:t>
       </w:r>
       <w:r>
         <w:t xml:space="preserve"> </w:t>
@@ -3922,39 +4250,47 @@
         <w:t xml:space="preserve">class</w:t>
       </w:r>
       <w:r>
-        <w:t xml:space="preserve">: it consists of distant outdoor scenes from beyond the greenhouse — buildings, hard standing, open ground — and is distinguished from the other two classes principally by scene scale and context. Healthy and Disease are both close-range foliage, separated by appearance.</w:t>
-      </w:r>
-    </w:p>
-    <w:p>
-      <w:pPr>
-        <w:pStyle w:val="BodyText"/>
-      </w:pPr>
-      <w:r>
-        <w:t xml:space="preserve">Two consequences follow for a novel object presented close to the lens, which is what a tool edge, a hand or a piece of fabric entering the frame amounts to. First, such an object cannot resemble a distant outdoor view, so the Background region is effectively unavailable to it however unfamiliar it is; the class that a reader might expect to absorb novelty is the one class its geometry excludes. Second, the decision therefore falls between the two close-range classes, and of those Disease is by some margin the more permissive: its training support aggregates six visually distinct symptom and pest categories, while Healthy is a single compact appearance. A closed-set softmax must place every input somewhere, and on this construction the somewhere is Disease.</w:t>
-      </w:r>
-    </w:p>
-    <w:p>
-      <w:pPr>
-        <w:pStyle w:val="BodyText"/>
-      </w:pPr>
-      <w:r>
-        <w:t xml:space="preserve">Two independent observations are consistent with this reading. The held-out confusion matrix of the deployed model contains only two errors and both are Healthy samples assigned to Disease, the same direction. And the classifier is trained on hand-held close-range imagery but deployed against a fixed camera (Section 3.1), so the deployed viewpoint is already at the edge of the training distribution before any novel object appears.</w:t>
-      </w:r>
-    </w:p>
-    <w:p>
-      <w:pPr>
-        <w:pStyle w:val="BodyText"/>
-      </w:pPr>
-      <w:r>
-        <w:t xml:space="preserve">We stress that this is an explanation consistent with four events, not a demonstration. Establishing it requires a controlled probe rather than an observational one: a set of N distinct novel object classes, each presented multiple times under varied illumination, framing and working distance, with the class assignment recorded per presentation, and with distance deliberately varied so that the scene-scale hypothesis above can be tested directly — the prediction is that the same object should become assignable to Background as it recedes. That design would yield an event count adequate to the claim, and it is cheap: it requires no greenhouse access and no retraining.</w:t>
-      </w:r>
-    </w:p>
-    <w:p>
-      <w:pPr>
-        <w:pStyle w:val="BodyText"/>
-      </w:pPr>
-      <w:r>
-        <w:t xml:space="preserve">The accompanying mitigation is not a matter of tuning. Neither a higher confidence threshold nor a longer confirmation window can change which class a confidently misclassified novel object is routed into; both suppress transient instability, which Section 4.8 shows is a real and separable phenomenon, but they are the wrong instrument for this failure. An explicit rejection mechanism — a maximum-softmax-probability baseline (Hendrycks and Gimpel, 2017) or an energy-based score, with a dedicated reject outcome — addresses it directly. A complementary and cheaper measure follows from the analysis above: a Background class collected at the working distance and framing of the deployed camera, rather than as distant scenery, would give novel close-range objects somewhere to go.</w:t>
+        <w:t xml:space="preserve">: it consists of distant outdoor scenes from beyond the greenhouse (buildings, hard standing, open ground), and is distinguished from the other two classes principally by scene scale and context. Healthy and Disease are both close-range foliage, separated by appearance.</w:t>
+      </w:r>
+    </w:p>
+    <w:p>
+      <w:pPr>
+        <w:pStyle w:val="BodyText"/>
+      </w:pPr>
+      <w:r>
+        <w:t xml:space="preserve">The conjecture is that for a novel object presented close to the lens, which is what a tool edge, a hand or a piece of fabric entering the frame amounts to, scene scale dominates the representation. If it does, such an object cannot resemble a distant outdoor view, the Background region is effectively unavailable to it however unfamiliar it is, and the decision falls between the two close-range classes. Of those, Disease has the broader training support, aggregating six visually distinct symptom and pest categories against Healthy’s single compact appearance. A closed-set softmax must place every input somewhere, and on this account the somewhere is Disease.</w:t>
+      </w:r>
+    </w:p>
+    <w:p>
+      <w:pPr>
+        <w:pStyle w:val="BodyText"/>
+      </w:pPr>
+      <w:r>
+        <w:t xml:space="preserve">We are aware that this argument leans on two criteria at once and that they are in tension. Background is excluded on grounds of scene scale, while Disease is preferred on grounds of appearance breadth — yet Background, spanning buildings, hard standing, open ground and site vegetation, is no less heterogeneous in appearance than Disease is. Applying the breadth criterion consistently would make Background a candidate for absorbing novelty rather than the class excluded from it. The argument therefore holds only if scene-scale cues dominate appearance-breadth cues in the learned feature space, and nothing here establishes that they do. We state it as a conjecture for that reason, not out of modesty.</w:t>
+      </w:r>
+    </w:p>
+    <w:p>
+      <w:pPr>
+        <w:pStyle w:val="BodyText"/>
+      </w:pPr>
+      <w:r>
+        <w:t xml:space="preserve">Two observations are at least consistent with it. The held-out confusion matrix of the deployed model contains only two errors and both are Healthy samples assigned to Disease, the same direction. And the classifier is trained on hand-held close-range imagery but deployed against a fixed camera (Section 3.1), so the deployed viewpoint is already at the edge of the training distribution before any novel object appears. Neither observation discriminates between the scene-scale account and the breadth account.</w:t>
+      </w:r>
+    </w:p>
+    <w:p>
+      <w:pPr>
+        <w:pStyle w:val="BodyText"/>
+      </w:pPr>
+      <w:r>
+        <w:t xml:space="preserve">We stress that this is a conjecture consistent with four events, not a demonstration. Establishing it requires a controlled probe, not an observational one: a set of N distinct novel object classes, each presented multiple times under varied illumination, framing and working distance, with the class assignment recorded per presentation, and with distance deliberately varied so that the scene-scale hypothesis above can be tested directly — the prediction is that the same object should become assignable to Background as it recedes. That design would yield an event count adequate to the claim, and it is cheap: it requires no greenhouse access and no retraining.</w:t>
+      </w:r>
+    </w:p>
+    <w:p>
+      <w:pPr>
+        <w:pStyle w:val="BodyText"/>
+      </w:pPr>
+      <w:r>
+        <w:t xml:space="preserve">The accompanying mitigation is not a matter of tuning. Neither a higher confidence threshold nor a longer confirmation window can change which class a confidently misclassified novel object is routed into; both suppress transient instability, which Section 4.8 shows is a real and separable phenomenon, but they are the wrong instrument for this failure. An explicit rejection mechanism addresses it directly: a maximum-softmax-probability baseline (Hendrycks and Gimpel, 2017) or an energy-based score, with a dedicated reject outcome. A complementary and cheaper measure follows from the analysis above: a Background class collected at the working distance and framing of the deployed camera, rather than as distant scenery, would give novel close-range objects somewhere to go.</w:t>
       </w:r>
     </w:p>
     <w:bookmarkEnd w:id="47"/>
@@ -3982,7 +4318,7 @@
         <w:t xml:space="preserve"> </w:t>
       </w:r>
       <w:r>
-        <w:t xml:space="preserve">The two profiling conditions differed in interpreter, inference-runtime and base-image versions as well as in execution mode (Table 1, Section 4.3). The reported differences are properties of the two configurations as measured and are not attributable to containerisation alone. The three-condition design in Fig. 6b is specified but was not performed. The container’s runtime version is determined from package metadata rather than read from the image, the storage media having since been reimaged; the determination is exact, because exactly one release satisfies the interpreter and C library constraints, but it is an inference from metadata and is stated as such.</w:t>
+        <w:t xml:space="preserve">The two profiling conditions differed in interpreter, inference-runtime and base-image versions as well as in execution mode (Table 1, Section 4.3). The reported differences are properties of the two configurations as measured and are not attributable to containerisation alone. The three-condition design in Fig. 6b is specified but was not performed. The container’s runtime version is determined from package metadata and not read from the image, the storage media having since been reimaged; the determination is exact, because exactly one release satisfies the interpreter and C library constraints, but it is an inference from metadata and is stated as such.</w:t>
       </w:r>
     </w:p>
     <w:p>
@@ -4000,7 +4336,7 @@
         <w:t xml:space="preserve"> </w:t>
       </w:r>
       <w:r>
-        <w:t xml:space="preserve">Two runs per condition establish that every effect direction replicates and bound run-to-run spread, but do not support significance testing or interval estimation, and none is claimed. The containerised condition showed appreciable spread in processor utilisation (36.79 % and 42.78 %) and throughput (11.15 and 12.55 frame s⁻¹); those two figures in particular should be treated as indicative.</w:t>
+        <w:t xml:space="preserve">Two runs per condition bound run-to-run spread but do not support significance testing or interval estimation, and none is claimed. Six of the nine reported quantities separate the conditions cleanly in the sense that both runs of one condition fall on the same side of both runs of the other; three do not, and are reported as unresolved, not as effects (Section 4.1). The containerised condition showed appreciable spread in processor utilisation (36.79 % and 42.78 %) and throughput (11.15 and 12.55 frame s⁻¹); those two figures in particular should be treated as indicative.</w:t>
       </w:r>
     </w:p>
     <w:p>
@@ -4018,7 +4354,7 @@
         <w:t xml:space="preserve"> </w:t>
       </w:r>
       <w:r>
-        <w:t xml:space="preserve">Power was measured at the Type-C supply input to the whole assembly, not at the board’s 5 V rail, which the supply module does not instrument (Section 3.4). The figures therefore include two cascaded conversion stages and the module’s housekeeping current; the implied board-level figure of 8–9 W rests on an assumed 80–90 % efficiency that was not measured. Absolute differences between conditions are meaningful; percentages are computed against an inflated denominator. The module’s Power Delivery controller is a charge-management device whose telemetry resolution and accuracy are undocumented, so absolute values should be treated as uncalibrated; the between-condition difference is unaffected, as both conditions were measured through the identical chain. Bus current was not logged alongside bus power, so the direction of flow is inferred from the experimental configuration rather than read directly. Sleep-phase power was not logged, so an idle baseline cannot be subtracted, and the per-inference energy figures in Table 3 carry the same offset.</w:t>
+        <w:t xml:space="preserve">Power was measured at the Type-C supply input to the whole assembly, not at the board’s 5 V rail, which the supply module does not instrument (Section 3.4). The figures include two cascaded conversion stages and the module’s housekeeping current; the implied board-level figure of 8–9 W rests on an assumed 80–90 % efficiency that was not measured. Absolute differences between conditions are meaningful; percentages are computed against an inflated denominator. The module’s Power Delivery controller is a charge-management device whose telemetry resolution and accuracy are undocumented, so absolute values should be treated as uncalibrated; the between-condition difference is unaffected, as both conditions were measured through the identical chain. Bus current was not logged alongside bus power, so the direction of flow is inferred from the experimental configuration and not read directly. Sleep-phase power was not logged, so an idle baseline cannot be subtracted, and the per-inference energy figures in Table 3 carry the same offset.</w:t>
       </w:r>
     </w:p>
     <w:p>
@@ -4030,13 +4366,13 @@
           <w:iCs/>
           <w:i/>
         </w:rPr>
-        <w:t xml:space="preserve">Single platform and single inference engine.</w:t>
-      </w:r>
-      <w:r>
-        <w:t xml:space="preserve"> </w:t>
-      </w:r>
-      <w:r>
-        <w:t xml:space="preserve">One board, one enclosure, one camera path and one execution provider were evaluated. Alternative edge-inference engines were not benchmarked, and the results should not be extrapolated to accelerator-equipped boards.</w:t>
+        <w:t xml:space="preserve">The profiled regime is not the deployed regime.</w:t>
+      </w:r>
+      <w:r>
+        <w:t xml:space="preserve"> </w:t>
+      </w:r>
+      <w:r>
+        <w:t xml:space="preserve">This bounds the external validity of Section 4.1 more than any other limitation here. The profiling loop is acquisition-bound: inference occupies 24 % of the native loop period and 32 % of the containerised one, the rest being frame acquisition, colour conversion, telemetry sampling and logging, so a difference in inference time is diluted roughly fourfold before it reaches throughput. Profiling also used a USB V4L2 camera at 640 × 480, where the deployment uses a Camera Module 3 through libcamera, and ran on a climate-controlled bench at about 49 % processor utilisation, where the field session ran at 94.1 % and 26 °C warmer at the SoC (Section 4.8). Effects measured in the profiling regime should not be assumed to transfer to the deployed one in magnitude, and the thermal effect in particular was not measured in situ in both conditions.</w:t>
       </w:r>
     </w:p>
     <w:p>
@@ -4048,13 +4384,13 @@
           <w:iCs/>
           <w:i/>
         </w:rPr>
-        <w:t xml:space="preserve">Field evidence.</w:t>
-      </w:r>
-      <w:r>
-        <w:t xml:space="preserve"> </w:t>
-      </w:r>
-      <w:r>
-        <w:t xml:space="preserve">All field data originate from a single commercial greenhouse, and the in-situ deployment was brief: 181 s of continuous operation yielding 5,989 frames. This is sufficient to verify the end-to-end alerting path and to supply a densely sampled record for the filter analysis, but it is not an extended field trial. The 88.5 % operational accuracy figure rests on single-annotator post-hoc review without a pre-registered sampling protocol and should be read as indicative only. Alert-level precision and event-level recall would require frame-level ground truth for the full log and are not reported.</w:t>
+        <w:t xml:space="preserve">Single platform and single inference engine.</w:t>
+      </w:r>
+      <w:r>
+        <w:t xml:space="preserve"> </w:t>
+      </w:r>
+      <w:r>
+        <w:t xml:space="preserve">One board, one enclosure, one camera path and one execution provider were evaluated. Alternative edge-inference engines were not benchmarked, and the results should not be extrapolated to accelerator-equipped boards.</w:t>
       </w:r>
     </w:p>
     <w:p>
@@ -4066,6 +4402,24 @@
           <w:iCs/>
           <w:i/>
         </w:rPr>
+        <w:t xml:space="preserve">Field evidence.</w:t>
+      </w:r>
+      <w:r>
+        <w:t xml:space="preserve"> </w:t>
+      </w:r>
+      <w:r>
+        <w:t xml:space="preserve">All field data originate from a single commercial greenhouse, and the in-situ deployment was brief: 151.8 s of active inference across three duty cycles, yielding 5,989 frames. This is sufficient to verify the end-to-end alerting path and to supply a densely sampled record for the filter analysis, but it is not an extended field trial. The 88.5 % operational accuracy figure rests on single-annotator post-hoc review without a pre-registered sampling protocol and should be read as indicative only. Alert-level precision and event-level recall would require frame-level ground truth for the full log and are not reported. The two alerts reproduced in Fig. 10 come from an earlier run on the same day whose telemetry was not retained, so they cannot be cross-referenced against the deposited log; they evidence that the transport path executed, and nothing more.</w:t>
+      </w:r>
+    </w:p>
+    <w:p>
+      <w:pPr>
+        <w:pStyle w:val="BodyText"/>
+      </w:pPr>
+      <w:r>
+        <w:rPr>
+          <w:iCs/>
+          <w:i/>
+        </w:rPr>
         <w:t xml:space="preserve">Training-data comparison.</w:t>
       </w:r>
       <w:r>
@@ -4073,6 +4427,24 @@
       </w:r>
       <w:r>
         <w:t xml:space="preserve">The split was drawn without a fixed generator seed, so the two conditions were evaluated on different validation partitions; each architecture was trained once per condition; and the validation partition is small enough that one image is 0.29 percentage points. The result is reported as an absence of detectable effect under this protocol, not as evidence of equivalence.</w:t>
+      </w:r>
+    </w:p>
+    <w:p>
+      <w:pPr>
+        <w:pStyle w:val="BodyText"/>
+      </w:pPr>
+      <w:r>
+        <w:rPr>
+          <w:iCs/>
+          <w:i/>
+        </w:rPr>
+        <w:t xml:space="preserve">Provenance of the proxy imagery.</w:t>
+      </w:r>
+      <w:r>
+        <w:t xml:space="preserve"> </w:t>
+      </w:r>
+      <w:r>
+        <w:t xml:space="preserve">The public collection from which the 280 proxy images were drawn was not recorded, so it cannot be cited and its licence cannot be established. The images are consequently not deposited, and the Real + Proxy condition cannot be reproduced exactly; the Real-Only condition can. This is a failure of record-keeping on our part and we report it as such. It weakens the comparison asymmetrically: the finding is an absence of detectable effect, so the missing provenance bears on a positive claim about proxy augmentation that this study does not make. It would matter a great deal to a study that did.</w:t>
       </w:r>
     </w:p>
     <w:p>
@@ -4171,7 +4543,7 @@
         <w:pStyle w:val="BodyText"/>
       </w:pPr>
       <w:r>
-        <w:t xml:space="preserve">Relative to native execution, the containerised configuration exhibited 45.6 % higher mean inference latency, 9.24 percentage points lower processor utilisation, 3.71 °C lower mean cyclic peak temperature and 0.469 W lower node input power, with every effect direction replicating across both interleaved pairs and no throttling in any run. Three qualifications determine how those numbers should be used. The power advantage does not survive normalisation: the containerised configuration completed 6.6 % fewer inferences, and energy per inference was not detectably better — a comparison of this kind should report energy per unit of completed work alongside instantaneous power. The mean latency difference is not a tail difference: at the 95th percentile the two conditions lie within 1 ms, so for an alert path gated by a multi-frame confirmation window the trade is close to free in the quantity that matters. And the comparison cannot attribute its result to containerisation alone, because the container carried a different interpreter and inference-runtime version from the host; we state that bound explicitly and specify the three-condition design that decomposes it.</w:t>
+        <w:t xml:space="preserve">Relative to native execution, the containerised configuration exhibited 45.6 % higher mean inference latency, 9.24 percentage points lower processor utilisation, 3.71 °C lower mean cyclic peak temperature and 0.469 W lower node input power. Six of the nine reported quantities separate the conditions cleanly across both interleaved pairs; three, including effective throughput and energy per inference, do not, and are reported as unresolved. Three qualifications determine how the numbers should be used. The power advantage does not survive normalisation: the containerised configuration completed 6.6 % fewer inferences, and energy per inference was not detectably better, so a comparison of this kind should report energy per unit of completed work alongside instantaneous power. The latency cost is small where it lands: five frames of confirmation accumulate 41.5 ms of it, against an end-to-end alert path under 2.5 s. And the comparison cannot attribute its result to containerisation alone, because the container carried a different interpreter and inference-runtime version from the host; we state that bound explicitly and specify the three-condition design that decomposes it.</w:t>
       </w:r>
     </w:p>
     <w:p>
@@ -4195,7 +4567,15 @@
         <w:pStyle w:val="BodyText"/>
       </w:pPr>
       <w:r>
-        <w:t xml:space="preserve">Priority future work follows directly from the limitations: the three-condition profiling design with replication sufficient for interval estimation; sleep-phase power logging so that an idle baseline can be subtracted; a controlled out-of-distribution probe; a seeded, repeated training-data comparison; and extension of the in-situ deployment to the full duration of a scouting session across multiple facilities.</w:t>
+        <w:t xml:space="preserve">One result cuts against the rest and is worth isolating. The profiling runs were thermally comfortable, their hottest cyclic peak reaching 68.3 °C against an 82 °C limit, but the deployed session reached 77.7 °C within three duty cycles and was still climbing, leaving 4.3 °C of margin at 94.1 % processor utilisation. A 3.71 °C difference between conditions is of the same order as that entire remaining margin, and that is why it would matter operationally — but the field session was run in one configuration only, so whether the difference transfers is untested. It is the measurement we would make next.</w:t>
+      </w:r>
+    </w:p>
+    <w:p>
+      <w:pPr>
+        <w:pStyle w:val="BodyText"/>
+      </w:pPr>
+      <w:r>
+        <w:t xml:space="preserve">Priority future work follows directly from the limitations: the three-condition profiling design with replication sufficient for interval estimation; sleep-phase power logging so that an idle baseline can be subtracted; a controlled out-of-distribution probe; a seeded, repeated training-data comparison; in-situ thermal measurement of both execution conditions over sessions long enough to reach quasi-steady state; and extension of the in-situ deployment to the full duration of a scouting session across multiple facilities.</w:t>
       </w:r>
     </w:p>
     <w:bookmarkEnd w:id="50"/>
@@ -4219,19 +4599,19 @@
         <w:t xml:space="preserve"> </w:t>
       </w:r>
       <w:r>
-        <w:t xml:space="preserve">identifier: the greenhouse image dataset from which the classifier was trained, and the complete</w:t>
-      </w:r>
-      <w:r>
-        <w:t xml:space="preserve"> </w:t>
-      </w:r>
-      <w:r>
-        <w:t xml:space="preserve">deployment telemetry on which every measurement reported here rests — per-frame logs and per-cycle</w:t>
-      </w:r>
-      <w:r>
-        <w:t xml:space="preserve"> </w:t>
-      </w:r>
-      <w:r>
-        <w:t xml:space="preserve">event markers from the four controlled profiling runs, the live field session and the extended</w:t>
+        <w:t xml:space="preserve">identifier: the site-collected greenhouse image dataset from which the classifier was trained, and the</w:t>
+      </w:r>
+      <w:r>
+        <w:t xml:space="preserve"> </w:t>
+      </w:r>
+      <w:r>
+        <w:t xml:space="preserve">complete deployment telemetry on which every measurement reported here rests, namely per-frame logs and</w:t>
+      </w:r>
+      <w:r>
+        <w:t xml:space="preserve"> </w:t>
+      </w:r>
+      <w:r>
+        <w:t xml:space="preserve">per-cycle event markers from the four controlled profiling runs, the live field session and the extended</w:t>
       </w:r>
       <w:r>
         <w:t xml:space="preserve"> </w:t>
@@ -4243,7 +4623,19 @@
         <w:t xml:space="preserve"> </w:t>
       </w:r>
       <w:r>
-        <w:t xml:space="preserve">https://doi.org/10.5281/zenodo.22854130.</w:t>
+        <w:t xml:space="preserve">https://doi.org/10.5281/zenodo.22857312. The cross-domain proxy imagery used in the secondary training</w:t>
+      </w:r>
+      <w:r>
+        <w:t xml:space="preserve"> </w:t>
+      </w:r>
+      <w:r>
+        <w:t xml:space="preserve">condition is not included, for the reason given in Section 3.8; every image in the deposit was captured</w:t>
+      </w:r>
+      <w:r>
+        <w:t xml:space="preserve"> </w:t>
+      </w:r>
+      <w:r>
+        <w:t xml:space="preserve">by the author at the study site.</w:t>
       </w:r>
     </w:p>
     <w:p>
@@ -4278,7 +4670,19 @@
         <w:t xml:space="preserve"> </w:t>
       </w:r>
       <w:r>
-        <w:t xml:space="preserve">emits every quantity stated in the text, so no reported value exists outside that chain.</w:t>
+        <w:t xml:space="preserve">emits every quantity stated in the text. The single exception is Fig. 10, a screen capture of two</w:t>
+      </w:r>
+      <w:r>
+        <w:t xml:space="preserve"> </w:t>
+      </w:r>
+      <w:r>
+        <w:t xml:space="preserve">delivered alerts whose originating run was not retained; the values it shows are read from the alert</w:t>
+      </w:r>
+      <w:r>
+        <w:t xml:space="preserve"> </w:t>
+      </w:r>
+      <w:r>
+        <w:t xml:space="preserve">payloads and are identified as such in Section 4.8.</w:t>
       </w:r>
     </w:p>
     <w:bookmarkEnd w:id="51"/>
@@ -4297,10 +4701,16 @@
       </w:pPr>
       <w:r>
         <w:rPr>
-          <w:iCs/>
-          <w:i/>
-        </w:rPr>
-        <w:t xml:space="preserve">To be completed by the authors.</w:t>
+          <w:bCs/>
+          <w:b/>
+        </w:rPr>
+        <w:t xml:space="preserve">Lin Ding Shan:</w:t>
+      </w:r>
+      <w:r>
+        <w:t xml:space="preserve"> </w:t>
+      </w:r>
+      <w:r>
+        <w:t xml:space="preserve">Conceptualization, Methodology, Software, Validation, Formal analysis, Investigation, Data curation, Writing – original draft, Writing – review &amp; editing, Visualization.</w:t>
       </w:r>
     </w:p>
     <w:bookmarkEnd w:id="52"/>
@@ -4318,17 +4728,17 @@
         <w:pStyle w:val="FirstParagraph"/>
       </w:pPr>
       <w:r>
-        <w:t xml:space="preserve">The authors declare that they have no known competing financial interests or personal relationships that could have appeared to influence the work reported in this paper.</w:t>
+        <w:t xml:space="preserve">The author declares that he has no known competing financial interests or personal relationships that could have appeared to influence the work reported in this paper.</w:t>
       </w:r>
     </w:p>
     <w:bookmarkEnd w:id="53"/>
-    <w:bookmarkStart w:id="54" w:name="Xa6ff8e54395812bd8a1d49fa16c25a1d6a46bbb"/>
+    <w:bookmarkStart w:id="54" w:name="X071796dd6bc546c91e96cca1cf5ff96599de61f"/>
     <w:p>
       <w:pPr>
         <w:pStyle w:val="Heading2"/>
       </w:pPr>
       <w:r>
-        <w:t xml:space="preserve">Declaration of generative AI in the writing process</w:t>
+        <w:t xml:space="preserve">Declaration of generative AI and AI-assisted technologies in the writing process</w:t>
       </w:r>
     </w:p>
     <w:p>
@@ -4336,11 +4746,7 @@
         <w:pStyle w:val="FirstParagraph"/>
       </w:pPr>
       <w:r>
-        <w:rPr>
-          <w:iCs/>
-          <w:i/>
-        </w:rPr>
-        <w:t xml:space="preserve">To be completed by the authors in accordance with the journal’s policy.</w:t>
+        <w:t xml:space="preserve">During the preparation of this work the author used Claude (Anthropic) to assist in drafting and editing the manuscript text, and in writing the analysis and figure-generation scripts released with this work. All analyses were independently re-run and verified by the author, and every reported quantity is reproducible from the deposited data by the released scripts. The author reviewed and edited all content and takes full responsibility for the content of the publication.</w:t>
       </w:r>
     </w:p>
     <w:p>
@@ -4689,7 +5095,7 @@
         <w:t xml:space="preserve"> </w:t>
       </w:r>
       <w:r>
-        <w:t xml:space="preserve">Node architecture and measurement chain. (a) The power chain from the mains Power Delivery adapter through the supply module’s bidirectional buck–boost stage, the four-series battery pack and the separate 5 V conversion stage to the board, with the two instrumented nodes marked. The 5 V rail that feeds the Raspberry Pi is not instrumented by the module, which is why the reported figures are node input power rather than board power (Section 3.4). (b) The inference and alerting path, with the container boundary indicated: in the containerised condition the entire inference process — acquisition, preprocessing, inference, temporal filtering, telemetry logging and the webhook call — executes inside the container, with the camera and the I2C bus passed through.</w:t>
+        <w:t xml:space="preserve">Node architecture and measurement chain. (a) The power chain from the mains Power Delivery adapter through the supply module’s bidirectional buck–boost stage, the four-series battery pack and the separate 5 V conversion stage to the board, with the two instrumented nodes marked. The 5 V rail that feeds the Raspberry Pi is not instrumented by the module, which is why the reported figures are node input power rather than board power (Section 3.4). (b) The inference and alerting path, with the container boundary indicated: in the containerised condition the entire inference process (acquisition, preprocessing, inference, temporal filtering, telemetry logging and the webhook call) executes inside the container, with the camera and the I2C bus passed through.</w:t>
       </w:r>
     </w:p>
     <w:p>
@@ -4707,7 +5113,7 @@
         <w:t xml:space="preserve"> </w:t>
       </w:r>
       <w:r>
-        <w:t xml:space="preserve">Representative imagery from the dataset, sampled deterministically from the deposited class archives by the released script. Background (left) consists of distant outdoor scenes from beyond the greenhouse and is distinguished from the other classes by scene scale and context rather than by object identity; Healthy (centre) and Disease (right) are both close-range foliage. The Disease class aggregates six visually distinct symptom and pest categories — fungal infection, leaf curl, senescent withering, mealybugs, leaf miner and mite damage — and spans a correspondingly wider range of appearances than Healthy. This asymmetry is the basis of the account in Section 5.3. Training imagery was captured hand-held; the deployed node uses a fixed camera (Section 3.1). The cross-domain proxy set used in the Real + Proxy condition is not shown.</w:t>
+        <w:t xml:space="preserve">Representative imagery from the dataset, sampled deterministically from the deposited class archives by the released script. Background (left) consists of distant outdoor scenes from beyond the greenhouse and is distinguished from the other classes by scene scale and context rather than by object identity; Healthy (centre) and Disease (right) are both close-range foliage. The Disease class aggregates six visually distinct symptom and pest categories (fungal infection, leaf curl, senescent withering, mealybugs, leaf miner and mite damage), and spans a correspondingly wider range of appearances than Healthy. This asymmetry is the basis of the account in Section 5.3. Training imagery was captured hand-held; the deployed node uses a fixed camera (Section 3.1). The cross-domain proxy set used in the Real + Proxy condition is not shown, and is not part of the deposit (Section 3.8).</w:t>
       </w:r>
     </w:p>
     <w:p>
@@ -4725,7 +5131,7 @@
         <w:t xml:space="preserve"> </w:t>
       </w:r>
       <w:r>
-        <w:t xml:space="preserve">Representative longitudinal traces from one profiling run of each condition (night-time pair), generated from the released per-frame telemetry. Top: SoC temperature over the three-hour session under the 60 s / 15 s duty cycle, with the 82 °C throttling threshold indicated; the first ten minutes (shaded) are excluded from aggregate statistics as thermal warm-up. Bottom: per-frame processor utilisation (light traces) with rolling means (bold). Neither condition approaches the throttling threshold, and the containerised trace sits consistently below the native one in both quantities.</w:t>
+        <w:t xml:space="preserve">Representative longitudinal traces from one profiling run of each condition (night-time pair), generated from the released per-frame telemetry. Top: SoC temperature over the three-hour analysis window under the 60 s / 15 s duty cycle, with the 82 °C throttling threshold indicated; the first ten minutes (shaded) are excluded from aggregate statistics as thermal warm-up. The deployed field session reached 77.7 °C on this axis (Section 4.8). Bottom: per-frame processor utilisation (light traces) with rolling means (bold). Neither condition approaches the throttling threshold, and the containerised trace sits consistently below the native one in both quantities.</w:t>
       </w:r>
     </w:p>
     <w:p>
@@ -4743,7 +5149,7 @@
         <w:t xml:space="preserve"> </w:t>
       </w:r>
       <w:r>
-        <w:t xml:space="preserve">Per-run values underlying each condition mean, for the five primary quantities. Circles denote night-time replicates and squares daytime replicates; horizontal bars denote condition means. Every effect direction replicates across both pairs, and the wider containerised spread in processor utilisation and throughput is visible directly.</w:t>
+        <w:t xml:space="preserve">Per-run values underlying each condition mean, for the five primary quantities. Circles denote night-time replicates and squares daytime replicates; horizontal bars denote condition means. Where the two runs of one condition both fall outside the range of the other, the effect separates the conditions at this sample size; where they interleave, as in throughput, it does not. The wider containerised spread in processor utilisation and throughput is visible directly.</w:t>
       </w:r>
     </w:p>
     <w:p>
@@ -4797,7 +5203,7 @@
         <w:t xml:space="preserve"> </w:t>
       </w:r>
       <w:r>
-        <w:t xml:space="preserve">Sensitivity of the alerting filter across the confidence-threshold and temporal-window grid, replayed against the recorded field log (5,989 frames). Each cell reports flip suppression and the resulting confirmed-transition count. The deployed configuration (τ = 0.70, W = 5) is outlined. Suppression is governed more strongly by the confidence threshold than by the window length.</w:t>
+        <w:t xml:space="preserve">Sensitivity of the alerting filter across the confidence-threshold and temporal-window grid, replayed against the recorded field log (5,989 frames, 151.8 s of active inference). Each cell reports flip suppression and the resulting confirmed-transition count. The deployed configuration (τ = 0.70, W = 5) is outlined. Suppression is governed more strongly by the confidence threshold than by the window length.</w:t>
       </w:r>
     </w:p>
     <w:p>
@@ -4815,7 +5221,7 @@
         <w:t xml:space="preserve"> </w:t>
       </w:r>
       <w:r>
-        <w:t xml:space="preserve">Accuracy difference between the Real-Only and sample-size-matched Real + Proxy training conditions across eleven architectures. Shaded bands denote ±1 and ±2 validation images on a partition of approximately 340 images. Note the axis break: SqueezeNet and ViT-B/16 are runs in which one condition failed to converge. Of the remaining nine architectures, all fall within four validation images of zero.</w:t>
+        <w:t xml:space="preserve">Accuracy difference between the Real-Only and sample-size-matched Real + Proxy training conditions across eleven architectures. Shaded bands denote ±1 and ±2 validation images on a partition of approximately 340 images. Note the axis break. SqueezeNet and ViT-B/16 are runs in which the Real-Only condition reached an accuracy far below its Real + Proxy counterpart; both are retained in the analysis, which uses the median and a sign test for that reason. The other nine architectures all fall within four validation images of zero, and the median across all eleven is 0.00 pp.</w:t>
       </w:r>
     </w:p>
     <w:p>
@@ -4833,7 +5239,7 @@
         <w:t xml:space="preserve"> </w:t>
       </w:r>
       <w:r>
-        <w:t xml:space="preserve">Out-of-distribution behaviour in the 3 h 33 min continuous session. (a) At session scale, 311,683 consecutive frames of a quiescent scene produced no non-Background prediction; every non-Background frame falls in a 43 s window at session start. (b) Within that window, the thirty non-Background frames resolve into four distinct intrusion events, all assigned to Disease and none to Healthy, at confidences spanning 0.52 to 0.99. The deployed confidence threshold is indicated.</w:t>
+        <w:t xml:space="preserve">Out-of-distribution behaviour in the 3 h 33 min continuous session. (a) At session scale, 311,683 consecutive frames of a quiescent scene produced no non-Background prediction; every non-Background frame falls in a 43 s window at session start. (b) Within that window, the thirty non-Background frames resolve into four distinct intrusion events, all assigned to Disease, at confidences spanning 0.52 to 0.99. Healthy was not predicted on any frame of the session, so the absence of Healthy here is uninformative about routing (Section 4.7). The deployed confidence threshold is indicated.</w:t>
       </w:r>
     </w:p>
     <w:p>
@@ -4851,7 +5257,7 @@
         <w:t xml:space="preserve"> </w:t>
       </w:r>
       <w:r>
-        <w:t xml:space="preserve">Two alerts delivered to a mobile device during the live greenhouse session, reproduced from the operator’s message history. Each payload carries the confirmed frame together with the SoC temperature, prediction confidence and per-frame inference latency at the moment of confirmation. Both alerts were triggered by a metal tool edge transiently entering the field of view, at confidences of 0.73 and 0.71 against the deployed threshold of 0.70; they are instances of the out-of-distribution routing characterised in Section 4.7, and they document that the transport layer executes correctly and within the reported latency budget independently of whether the classification it carries is correct.</w:t>
+        <w:t xml:space="preserve">Two alerts delivered to a mobile device by the deployed node, reproduced as a screen capture from the operator’s message history and cropped to the message content. Each payload carries the confirmed frame together with the SoC temperature, prediction confidence and per-frame inference latency at the moment of confirmation. These alerts come from a run earlier on the same day as the deposited field log, not from that log itself (Section 4.8), so the values shown are read from the payloads and not from the released telemetry; the overlay on the upper frame was cut off by the preceding message in the original capture. Both alerts were triggered by a metal tool edge transiently entering the field of view, at confidences of 0.73 and 0.71 against the deployed threshold of 0.70. They are instances of the out-of-distribution routing characterised in Section 4.7, and they document that the transport layer executes correctly and within the reported latency budget independently of whether the classification it carries is correct.</w:t>
       </w:r>
     </w:p>
     <w:bookmarkEnd w:id="56"/>
